--- a/Report of internship.docx
+++ b/Report of internship.docx
@@ -1,6 +1,6 @@
 
 <file path=word/document.xml><?xml version="1.0" encoding="utf-8"?>
-<w:document xmlns:wpc="http://schemas.microsoft.com/office/word/2010/wordprocessingCanvas" xmlns:cx="http://schemas.microsoft.com/office/drawing/2014/chartex" xmlns:cx1="http://schemas.microsoft.com/office/drawing/2015/9/8/chartex" xmlns:cx2="http://schemas.microsoft.com/office/drawing/2015/10/21/chartex" xmlns:cx3="http://schemas.microsoft.com/office/drawing/2016/5/9/chartex" xmlns:cx4="http://schemas.microsoft.com/office/drawing/2016/5/10/chartex" xmlns:cx5="http://schemas.microsoft.com/office/drawing/2016/5/11/chartex" xmlns:cx6="http://schemas.microsoft.com/office/drawing/2016/5/12/chartex" xmlns:cx7="http://schemas.microsoft.com/office/drawing/2016/5/13/chartex" xmlns:cx8="http://schemas.microsoft.com/office/drawing/2016/5/14/chartex" xmlns:mc="http://schemas.openxmlformats.org/markup-compatibility/2006" xmlns:aink="http://schemas.microsoft.com/office/drawing/2016/ink" xmlns:am3d="http://schemas.microsoft.com/office/drawing/2017/model3d" xmlns:o="urn:schemas-microsoft-com:office:office" xmlns:oel="http://schemas.microsoft.com/office/2019/extlst" xmlns:r="http://schemas.openxmlformats.org/officeDocument/2006/relationships" xmlns:m="http://schemas.openxmlformats.org/officeDocument/2006/math" xmlns:v="urn:schemas-microsoft-com:vml" xmlns:wp14="http://schemas.microsoft.com/office/word/2010/wordprocessingDrawing" xmlns:wp="http://schemas.openxmlformats.org/drawingml/2006/wordprocessingDrawing" xmlns:w10="urn:schemas-microsoft-com:office:word" xmlns:w="http://schemas.openxmlformats.org/wordprocessingml/2006/main" xmlns:w14="http://schemas.microsoft.com/office/word/2010/wordml" xmlns:w15="http://schemas.microsoft.com/office/word/2012/wordml" xmlns:w16cex="http://schemas.microsoft.com/office/word/2018/wordml/cex" xmlns:w16cid="http://schemas.microsoft.com/office/word/2016/wordml/cid" xmlns:w16="http://schemas.microsoft.com/office/word/2018/wordml" xmlns:w16du="http://schemas.microsoft.com/office/word/2023/wordml/word16du" xmlns:w16sdtdh="http://schemas.microsoft.com/office/word/2020/wordml/sdtdatahash" xmlns:w16sdtfl="http://schemas.microsoft.com/office/word/2024/wordml/sdtformatlock" xmlns:w16se="http://schemas.microsoft.com/office/word/2015/wordml/symex" xmlns:wpg="http://schemas.microsoft.com/office/word/2010/wordprocessingGroup" xmlns:wpi="http://schemas.microsoft.com/office/word/2010/wordprocessingInk" xmlns:wne="http://schemas.microsoft.com/office/word/2006/wordml" xmlns:wps="http://schemas.microsoft.com/office/word/2010/wordprocessingShape" mc:Ignorable="w14 w15 w16se w16cid w16 w16cex w16sdtdh w16sdtfl w16du wp14">
+<w:document xmlns:wpc="http://schemas.microsoft.com/office/word/2010/wordprocessingCanvas" xmlns:cx="http://schemas.microsoft.com/office/drawing/2014/chartex" xmlns:cx1="http://schemas.microsoft.com/office/drawing/2015/9/8/chartex" xmlns:cx2="http://schemas.microsoft.com/office/drawing/2015/10/21/chartex" xmlns:cx3="http://schemas.microsoft.com/office/drawing/2016/5/9/chartex" xmlns:cx4="http://schemas.microsoft.com/office/drawing/2016/5/10/chartex" xmlns:cx5="http://schemas.microsoft.com/office/drawing/2016/5/11/chartex" xmlns:cx6="http://schemas.microsoft.com/office/drawing/2016/5/12/chartex" xmlns:cx7="http://schemas.microsoft.com/office/drawing/2016/5/13/chartex" xmlns:cx8="http://schemas.microsoft.com/office/drawing/2016/5/14/chartex" xmlns:mc="http://schemas.openxmlformats.org/markup-compatibility/2006" xmlns:aink="http://schemas.microsoft.com/office/drawing/2016/ink" xmlns:am3d="http://schemas.microsoft.com/office/drawing/2017/model3d" xmlns:o="urn:schemas-microsoft-com:office:office" xmlns:oel="http://schemas.microsoft.com/office/2019/extlst" xmlns:r="http://schemas.openxmlformats.org/officeDocument/2006/relationships" xmlns:m="http://schemas.openxmlformats.org/officeDocument/2006/math" xmlns:v="urn:schemas-microsoft-com:vml" xmlns:wp14="http://schemas.microsoft.com/office/word/2010/wordprocessingDrawing" xmlns:wp="http://schemas.openxmlformats.org/drawingml/2006/wordprocessingDrawing" xmlns:w10="urn:schemas-microsoft-com:office:word" xmlns:w="http://schemas.openxmlformats.org/wordprocessingml/2006/main" xmlns:w14="http://schemas.microsoft.com/office/word/2010/wordml" xmlns:w15="http://schemas.microsoft.com/office/word/2012/wordml" xmlns:w16cei="http://schemas.microsoft.com/office/word/2026/wordml/cei" xmlns:w16cex="http://schemas.microsoft.com/office/word/2018/wordml/cex" xmlns:w16cid="http://schemas.microsoft.com/office/word/2016/wordml/cid" xmlns:w16="http://schemas.microsoft.com/office/word/2018/wordml" xmlns:w16du="http://schemas.microsoft.com/office/word/2023/wordml/word16du" xmlns:w16sdtdh="http://schemas.microsoft.com/office/word/2020/wordml/sdtdatahash" xmlns:w16sdtfl="http://schemas.microsoft.com/office/word/2024/wordml/sdtformatlock" xmlns:w16se="http://schemas.microsoft.com/office/word/2015/wordml/symex" xmlns:wpg="http://schemas.microsoft.com/office/word/2010/wordprocessingGroup" xmlns:wpi="http://schemas.microsoft.com/office/word/2010/wordprocessingInk" xmlns:wne="http://schemas.microsoft.com/office/word/2006/wordml" xmlns:wps="http://schemas.microsoft.com/office/word/2010/wordprocessingShape" mc:Ignorable="w14 w15 w16se w16cid w16 w16cex w16sdtdh w16sdtfl w16du wp14">
   <w:body>
     <w:p>
       <w:pPr>
@@ -31,90 +31,347 @@
         <w:pStyle w:val="Heading3"/>
         <w:jc w:val="both"/>
         <w:rPr>
+          <w:rStyle w:val="Strong"/>
+          <w:b/>
+          <w:bCs/>
+          <w:color w:val="000000" w:themeColor="text1"/>
+        </w:rPr>
+      </w:pPr>
+      <w:r>
+        <w:rPr>
+          <w:rStyle w:val="Strong"/>
+          <w:b/>
+          <w:bCs/>
+          <w:color w:val="000000" w:themeColor="text1"/>
+        </w:rPr>
+        <w:t>Introduction</w:t>
+      </w:r>
+    </w:p>
+    <w:p/>
+    <w:p>
+      <w:pPr>
+        <w:jc w:val="both"/>
+        <w:rPr>
+          <w:rFonts w:ascii="Times New Roman" w:eastAsia="Times New Roman" w:hAnsi="Times New Roman" w:cs="Times New Roman"/>
+          <w:color w:val="000000" w:themeColor="text1"/>
+          <w:sz w:val="24"/>
+          <w:szCs w:val="24"/>
+        </w:rPr>
+      </w:pPr>
+      <w:proofErr w:type="spellStart"/>
+      <w:r>
+        <w:rPr>
+          <w:rFonts w:ascii="Times New Roman" w:eastAsia="Times New Roman" w:hAnsi="Times New Roman" w:cs="Times New Roman"/>
+          <w:color w:val="000000" w:themeColor="text1"/>
+          <w:sz w:val="24"/>
+          <w:szCs w:val="24"/>
+        </w:rPr>
+        <w:t>SoftTech</w:t>
+      </w:r>
+      <w:proofErr w:type="spellEnd"/>
+      <w:r>
+        <w:rPr>
+          <w:rFonts w:ascii="Times New Roman" w:eastAsia="Times New Roman" w:hAnsi="Times New Roman" w:cs="Times New Roman"/>
+          <w:color w:val="000000" w:themeColor="text1"/>
+          <w:sz w:val="24"/>
+          <w:szCs w:val="24"/>
+        </w:rPr>
+        <w:t xml:space="preserve"> Computer Training Institute is a leading IT training organization dedicated to bridging the gap between academic learning and industry requirements. It was established with the vision of providing quality technical education and enhancing the employability of students through industry-oriented training and practical learning. The institute focuses on developing technical, analytical, and professional skills by offering training in emerging technologies such as Python Programming, Data Science, Data Analytics, Microsoft Power BI, Power Query, DAX, Machine Learning, Web Development, and Generative AI.</w:t>
+      </w:r>
+    </w:p>
+    <w:p>
+      <w:pPr>
+        <w:jc w:val="both"/>
+        <w:rPr>
+          <w:rFonts w:ascii="Times New Roman" w:eastAsia="Times New Roman" w:hAnsi="Times New Roman" w:cs="Times New Roman"/>
+          <w:color w:val="000000" w:themeColor="text1"/>
+          <w:sz w:val="24"/>
+          <w:szCs w:val="24"/>
+        </w:rPr>
+      </w:pPr>
+      <w:r>
+        <w:rPr>
+          <w:rFonts w:ascii="Times New Roman" w:eastAsia="Times New Roman" w:hAnsi="Times New Roman" w:cs="Times New Roman"/>
+          <w:color w:val="000000" w:themeColor="text1"/>
+          <w:sz w:val="24"/>
+          <w:szCs w:val="24"/>
+        </w:rPr>
+        <w:t xml:space="preserve">The institute works in collaboration with educational institutions and industry professionals to conduct certification programs, internships, workshops, live projects, and skill development initiatives. Through experienced trainers, modern infrastructure, and hands-on project-based learning, </w:t>
+      </w:r>
+      <w:proofErr w:type="spellStart"/>
+      <w:r>
+        <w:rPr>
+          <w:rFonts w:ascii="Times New Roman" w:eastAsia="Times New Roman" w:hAnsi="Times New Roman" w:cs="Times New Roman"/>
+          <w:color w:val="000000" w:themeColor="text1"/>
+          <w:sz w:val="24"/>
+          <w:szCs w:val="24"/>
+        </w:rPr>
+        <w:t>SoftTech</w:t>
+      </w:r>
+      <w:proofErr w:type="spellEnd"/>
+      <w:r>
+        <w:rPr>
+          <w:rFonts w:ascii="Times New Roman" w:eastAsia="Times New Roman" w:hAnsi="Times New Roman" w:cs="Times New Roman"/>
+          <w:color w:val="000000" w:themeColor="text1"/>
+          <w:sz w:val="24"/>
+          <w:szCs w:val="24"/>
+        </w:rPr>
+        <w:t xml:space="preserve"> provides students with practical exposure and technical expertise aligned with current industry standards, preparing them for successful careers in the Information Technology and Data Analytics domains.</w:t>
+      </w:r>
+    </w:p>
+    <w:p>
+      <w:pPr>
+        <w:jc w:val="both"/>
+        <w:rPr>
+          <w:rFonts w:ascii="Times New Roman" w:eastAsia="Times New Roman" w:hAnsi="Times New Roman" w:cs="Times New Roman"/>
+          <w:color w:val="000000" w:themeColor="text1"/>
+          <w:sz w:val="24"/>
+          <w:szCs w:val="24"/>
+        </w:rPr>
+      </w:pPr>
+    </w:p>
+    <w:p>
+      <w:pPr>
+        <w:jc w:val="both"/>
+        <w:rPr>
+          <w:rFonts w:ascii="Times New Roman" w:eastAsia="Times New Roman" w:hAnsi="Times New Roman" w:cs="Times New Roman"/>
+          <w:color w:val="000000" w:themeColor="text1"/>
+          <w:sz w:val="24"/>
+          <w:szCs w:val="24"/>
+        </w:rPr>
+      </w:pPr>
+    </w:p>
+    <w:p>
+      <w:pPr>
+        <w:jc w:val="both"/>
+        <w:rPr>
+          <w:rFonts w:asciiTheme="majorHAnsi" w:eastAsiaTheme="majorEastAsia" w:hAnsiTheme="majorHAnsi" w:cstheme="majorBidi"/>
+          <w:b/>
+          <w:bCs/>
+          <w:color w:val="000000" w:themeColor="text1"/>
+          <w:lang w:val="en-IN"/>
+        </w:rPr>
+      </w:pPr>
+      <w:r>
+        <w:rPr>
+          <w:rFonts w:asciiTheme="majorHAnsi" w:eastAsiaTheme="majorEastAsia" w:hAnsiTheme="majorHAnsi" w:cstheme="majorBidi"/>
+          <w:b/>
+          <w:bCs/>
+          <w:color w:val="000000" w:themeColor="text1"/>
+          <w:lang w:val="en-IN"/>
+        </w:rPr>
+        <w:t xml:space="preserve">Organizational Structure of </w:t>
+      </w:r>
+      <w:proofErr w:type="spellStart"/>
+      <w:r>
+        <w:rPr>
+          <w:rFonts w:asciiTheme="majorHAnsi" w:eastAsiaTheme="majorEastAsia" w:hAnsiTheme="majorHAnsi" w:cstheme="majorBidi"/>
+          <w:b/>
+          <w:bCs/>
+          <w:color w:val="000000" w:themeColor="text1"/>
+          <w:lang w:val="en-IN"/>
+        </w:rPr>
+        <w:t>SoftTech</w:t>
+      </w:r>
+      <w:proofErr w:type="spellEnd"/>
+      <w:r>
+        <w:rPr>
+          <w:rFonts w:asciiTheme="majorHAnsi" w:eastAsiaTheme="majorEastAsia" w:hAnsiTheme="majorHAnsi" w:cstheme="majorBidi"/>
+          <w:b/>
+          <w:bCs/>
+          <w:color w:val="000000" w:themeColor="text1"/>
+          <w:lang w:val="en-IN"/>
+        </w:rPr>
+        <w:t xml:space="preserve"> Computer Training Institute</w:t>
+      </w:r>
+    </w:p>
+    <w:p>
+      <w:pPr>
+        <w:jc w:val="both"/>
+        <w:rPr>
+          <w:rFonts w:ascii="Times New Roman" w:eastAsia="Times New Roman" w:hAnsi="Times New Roman" w:cs="Times New Roman"/>
+          <w:color w:val="000000" w:themeColor="text1"/>
+          <w:sz w:val="24"/>
+          <w:szCs w:val="24"/>
+        </w:rPr>
+      </w:pPr>
+      <w:r>
+        <w:rPr>
+          <w:rFonts w:ascii="Times New Roman" w:eastAsia="Times New Roman" w:hAnsi="Times New Roman" w:cs="Times New Roman"/>
+          <w:color w:val="000000" w:themeColor="text1"/>
+          <w:sz w:val="24"/>
+          <w:szCs w:val="24"/>
+        </w:rPr>
+        <w:t xml:space="preserve">The organizational structure of </w:t>
+      </w:r>
+      <w:proofErr w:type="spellStart"/>
+      <w:r>
+        <w:rPr>
+          <w:rFonts w:ascii="Times New Roman" w:eastAsia="Times New Roman" w:hAnsi="Times New Roman" w:cs="Times New Roman"/>
+          <w:color w:val="000000" w:themeColor="text1"/>
+          <w:sz w:val="24"/>
+          <w:szCs w:val="24"/>
+        </w:rPr>
+        <w:t>SoftTech</w:t>
+      </w:r>
+      <w:proofErr w:type="spellEnd"/>
+      <w:r>
+        <w:rPr>
+          <w:rFonts w:ascii="Times New Roman" w:eastAsia="Times New Roman" w:hAnsi="Times New Roman" w:cs="Times New Roman"/>
+          <w:color w:val="000000" w:themeColor="text1"/>
+          <w:sz w:val="24"/>
+          <w:szCs w:val="24"/>
+        </w:rPr>
+        <w:t xml:space="preserve"> Computer Training Institute is designed to ensure the effective management of training programs, smooth coordination among departments, and quality education for students. The institute follows a well-defined hierarchy that promotes efficient communication, accountability, and professional learning. The major components of the organizational structure are as follows:</w:t>
+      </w:r>
+    </w:p>
+    <w:p>
+      <w:pPr>
+        <w:jc w:val="both"/>
+        <w:rPr>
+          <w:rFonts w:asciiTheme="majorHAnsi" w:eastAsiaTheme="majorEastAsia" w:hAnsiTheme="majorHAnsi" w:cstheme="majorBidi"/>
+          <w:b/>
+          <w:bCs/>
+          <w:color w:val="000000" w:themeColor="text1"/>
+          <w:lang w:val="en-IN"/>
+        </w:rPr>
+      </w:pPr>
+      <w:r>
+        <w:rPr>
+          <w:rFonts w:asciiTheme="majorHAnsi" w:eastAsiaTheme="majorEastAsia" w:hAnsiTheme="majorHAnsi" w:cstheme="majorBidi"/>
+          <w:b/>
+          <w:bCs/>
+          <w:color w:val="000000" w:themeColor="text1"/>
+          <w:lang w:val="en-IN"/>
+        </w:rPr>
+        <w:t>1. Director</w:t>
+      </w:r>
+    </w:p>
+    <w:p>
+      <w:pPr>
+        <w:tabs>
+          <w:tab w:val="left" w:pos="954"/>
+        </w:tabs>
+        <w:jc w:val="both"/>
+        <w:rPr>
+          <w:rFonts w:ascii="Times New Roman" w:eastAsia="Times New Roman" w:hAnsi="Times New Roman" w:cs="Times New Roman"/>
+          <w:color w:val="000000" w:themeColor="text1"/>
+          <w:sz w:val="24"/>
+          <w:szCs w:val="24"/>
+        </w:rPr>
+      </w:pPr>
+      <w:r>
+        <w:rPr>
+          <w:rFonts w:ascii="Times New Roman" w:eastAsia="Times New Roman" w:hAnsi="Times New Roman" w:cs="Times New Roman"/>
+          <w:color w:val="000000" w:themeColor="text1"/>
+          <w:sz w:val="24"/>
+          <w:szCs w:val="24"/>
+        </w:rPr>
+        <w:t>The Director is the highest authority in the institute and is responsible for overall administration, strategic planning, business development, and maintaining the quality of education. The Director establishes collaborations with educational institutions and industry partners while ensuring that the training programs meet current industry standards.</w:t>
+      </w:r>
+    </w:p>
+    <w:p>
+      <w:pPr>
+        <w:tabs>
+          <w:tab w:val="left" w:pos="954"/>
+        </w:tabs>
+        <w:rPr>
+          <w:rFonts w:asciiTheme="majorHAnsi" w:eastAsiaTheme="majorEastAsia" w:hAnsiTheme="majorHAnsi" w:cstheme="majorBidi"/>
+          <w:b/>
+          <w:bCs/>
+          <w:color w:val="000000" w:themeColor="text1"/>
+          <w:lang w:val="en-IN"/>
+        </w:rPr>
+      </w:pPr>
+      <w:r>
+        <w:rPr>
+          <w:rFonts w:asciiTheme="majorHAnsi" w:eastAsiaTheme="majorEastAsia" w:hAnsiTheme="majorHAnsi" w:cstheme="majorBidi"/>
+          <w:b/>
+          <w:bCs/>
+          <w:color w:val="000000" w:themeColor="text1"/>
+          <w:lang w:val="en-IN"/>
+        </w:rPr>
+        <w:t>2. Academic and Training Department</w:t>
+      </w:r>
+    </w:p>
+    <w:p>
+      <w:pPr>
+        <w:tabs>
+          <w:tab w:val="left" w:pos="954"/>
+        </w:tabs>
+        <w:jc w:val="both"/>
+        <w:rPr>
+          <w:rFonts w:ascii="Times New Roman" w:eastAsia="Times New Roman" w:hAnsi="Times New Roman" w:cs="Times New Roman"/>
+          <w:b/>
+          <w:bCs/>
+          <w:color w:val="000000" w:themeColor="text1"/>
+          <w:sz w:val="24"/>
+          <w:szCs w:val="24"/>
+        </w:rPr>
+      </w:pPr>
+      <w:r>
+        <w:rPr>
+          <w:rFonts w:ascii="Times New Roman" w:eastAsia="Times New Roman" w:hAnsi="Times New Roman" w:cs="Times New Roman"/>
+          <w:color w:val="000000" w:themeColor="text1"/>
+          <w:sz w:val="24"/>
+          <w:szCs w:val="24"/>
+        </w:rPr>
+        <w:t>The Academic and Training Department is responsible for planning and delivering technical training programs. Experienced trainers conduct classroom sessions, practical laboratory exercises, workshops, and project guidance in technologies such as Python, Data Science, Data Analytics, Microsoft Power BI, Power Query, DAX, Machine Learning, and Generative AI. The department regularly updates the curriculum to align with industry requirements</w:t>
+      </w:r>
+      <w:r>
+        <w:rPr>
+          <w:rFonts w:ascii="Times New Roman" w:eastAsia="Times New Roman" w:hAnsi="Times New Roman" w:cs="Times New Roman"/>
+          <w:b/>
+          <w:bCs/>
+          <w:color w:val="000000" w:themeColor="text1"/>
+          <w:sz w:val="24"/>
+          <w:szCs w:val="24"/>
+        </w:rPr>
+        <w:t>.</w:t>
+      </w:r>
+    </w:p>
+    <w:p>
+      <w:pPr>
+        <w:pStyle w:val="Heading3"/>
+        <w:jc w:val="both"/>
+        <w:rPr>
+          <w:color w:val="000000" w:themeColor="text1"/>
+          <w:lang w:val="en-IN"/>
+        </w:rPr>
+      </w:pPr>
+      <w:r>
+        <w:rPr>
+          <w:color w:val="000000" w:themeColor="text1"/>
+          <w:lang w:val="en-IN"/>
+        </w:rPr>
+        <w:lastRenderedPageBreak/>
+        <w:t>3. Technical Support Department</w:t>
+      </w:r>
+    </w:p>
+    <w:p>
+      <w:pPr>
+        <w:pStyle w:val="Heading3"/>
+        <w:jc w:val="both"/>
+        <w:rPr>
+          <w:rFonts w:ascii="Times New Roman" w:eastAsia="Times New Roman" w:hAnsi="Times New Roman" w:cs="Times New Roman"/>
           <w:b w:val="0"/>
-          <w:color w:val="000000" w:themeColor="text1"/>
-        </w:rPr>
-      </w:pPr>
-      <w:r>
-        <w:rPr>
-          <w:rStyle w:val="Strong"/>
-          <w:b/>
-          <w:bCs/>
-          <w:color w:val="000000" w:themeColor="text1"/>
-        </w:rPr>
-        <w:t>Introduction</w:t>
-      </w:r>
-    </w:p>
-    <w:p>
-      <w:pPr>
-        <w:pStyle w:val="NormalWeb"/>
-        <w:jc w:val="both"/>
-        <w:rPr>
-          <w:color w:val="000000" w:themeColor="text1"/>
-        </w:rPr>
-      </w:pPr>
-      <w:r>
-        <w:rPr>
-          <w:b/>
-          <w:color w:val="000000" w:themeColor="text1"/>
-        </w:rPr>
-        <w:t>Edunet Foundation</w:t>
-      </w:r>
-      <w:r>
-        <w:rPr>
-          <w:color w:val="000000" w:themeColor="text1"/>
-        </w:rPr>
-        <w:t xml:space="preserve"> is a prominent non-profit organization that focuses on bridging the gap between academic learning and industry requirements. It was established with a mission to enhance employability and promote digital transformation by empowering students, educators, and professionals with advanced technical and soft skills. Through strong collaborations with global technology leaders such as </w:t>
-      </w:r>
-      <w:r>
-        <w:rPr>
-          <w:rStyle w:val="Strong"/>
-          <w:color w:val="000000" w:themeColor="text1"/>
-        </w:rPr>
-        <w:t>IBM, Amazon Web Services (AWS), Microsoft, and others</w:t>
-      </w:r>
-      <w:r>
-        <w:rPr>
-          <w:color w:val="000000" w:themeColor="text1"/>
-        </w:rPr>
-        <w:t>, the foundation plays a key role in nurturing a future-ready workforce capable of thriving in the digital economy.</w:t>
-      </w:r>
-    </w:p>
-    <w:p>
-      <w:pPr>
-        <w:pStyle w:val="NormalWeb"/>
-        <w:jc w:val="both"/>
-        <w:rPr>
-          <w:color w:val="000000" w:themeColor="text1"/>
-        </w:rPr>
-      </w:pPr>
-      <w:r>
-        <w:rPr>
-          <w:color w:val="000000" w:themeColor="text1"/>
-        </w:rPr>
-        <w:t xml:space="preserve">The foundation primarily works in partnership with </w:t>
-      </w:r>
-      <w:r>
-        <w:rPr>
-          <w:rStyle w:val="Strong"/>
-          <w:color w:val="000000" w:themeColor="text1"/>
-        </w:rPr>
-        <w:t>educational institutions, industries, and government bodies</w:t>
-      </w:r>
-      <w:r>
-        <w:rPr>
-          <w:color w:val="000000" w:themeColor="text1"/>
-        </w:rPr>
-        <w:t xml:space="preserve"> to implement skill development programs, innovation challenges, internships, and mentorship opportunities. These initiatives are designed to ensure that participants gain both technical proficiency and practical exposure aligned with current industrial trends.</w:t>
-      </w:r>
-    </w:p>
-    <w:p>
-      <w:pPr>
-        <w:jc w:val="both"/>
-        <w:rPr>
-          <w:color w:val="000000" w:themeColor="text1"/>
-        </w:rPr>
-      </w:pPr>
+          <w:bCs w:val="0"/>
+          <w:color w:val="000000" w:themeColor="text1"/>
+          <w:sz w:val="24"/>
+          <w:szCs w:val="24"/>
+        </w:rPr>
+      </w:pPr>
+      <w:r>
+        <w:rPr>
+          <w:rFonts w:ascii="Times New Roman" w:eastAsia="Times New Roman" w:hAnsi="Times New Roman" w:cs="Times New Roman"/>
+          <w:b w:val="0"/>
+          <w:bCs w:val="0"/>
+          <w:color w:val="000000" w:themeColor="text1"/>
+          <w:sz w:val="24"/>
+          <w:szCs w:val="24"/>
+        </w:rPr>
+        <w:t>The Technical Support Department manages the computer laboratories, software installations, networking infrastructure, and technical resources required for training. It ensures that students have access to modern development tools, datasets, and software platforms for practical learning and project implementation.</w:t>
+      </w:r>
     </w:p>
     <w:p>
       <w:pPr>
@@ -122,792 +379,636 @@
         <w:jc w:val="both"/>
         <w:rPr>
           <w:color w:val="000000" w:themeColor="text1"/>
-        </w:rPr>
-      </w:pPr>
-      <w:r>
-        <w:rPr>
-          <w:rStyle w:val="Strong"/>
-          <w:b/>
-          <w:bCs/>
-          <w:color w:val="000000" w:themeColor="text1"/>
-        </w:rPr>
-        <w:t>Organizational Structure of Edunet Foundation</w:t>
-      </w:r>
-    </w:p>
-    <w:p>
-      <w:pPr>
-        <w:pStyle w:val="NormalWeb"/>
-        <w:jc w:val="both"/>
-        <w:rPr>
-          <w:color w:val="000000" w:themeColor="text1"/>
-        </w:rPr>
-      </w:pPr>
-      <w:r>
-        <w:rPr>
-          <w:color w:val="000000" w:themeColor="text1"/>
-        </w:rPr>
-        <w:t xml:space="preserve">The </w:t>
-      </w:r>
-      <w:r>
-        <w:rPr>
-          <w:rStyle w:val="Strong"/>
-          <w:color w:val="000000" w:themeColor="text1"/>
-        </w:rPr>
-        <w:t>organizational structure</w:t>
-      </w:r>
-      <w:r>
-        <w:rPr>
-          <w:color w:val="000000" w:themeColor="text1"/>
-        </w:rPr>
-        <w:t xml:space="preserve"> of Edunet Foundation is carefully designed to ensure effective coordination and implementation of programs across diverse regions of the country. It follows a structured hierarchy that promotes accountability, efficiency, and smooth communication between all levels of management. The key components of this structure include:</w:t>
-      </w:r>
-    </w:p>
-    <w:p>
-      <w:pPr>
-        <w:pStyle w:val="Heading4"/>
-        <w:jc w:val="both"/>
-        <w:rPr>
-          <w:i w:val="0"/>
-          <w:color w:val="000000" w:themeColor="text1"/>
-        </w:rPr>
-      </w:pPr>
-      <w:r>
-        <w:rPr>
-          <w:rStyle w:val="Strong"/>
-          <w:b/>
-          <w:bCs/>
-          <w:i w:val="0"/>
-          <w:color w:val="000000" w:themeColor="text1"/>
-        </w:rPr>
-        <w:t>1. Board of Directors</w:t>
-      </w:r>
-    </w:p>
-    <w:p>
-      <w:pPr>
-        <w:pStyle w:val="NormalWeb"/>
-        <w:jc w:val="both"/>
-        <w:rPr>
-          <w:color w:val="000000" w:themeColor="text1"/>
-        </w:rPr>
-      </w:pPr>
-      <w:r>
-        <w:rPr>
-          <w:color w:val="000000" w:themeColor="text1"/>
-        </w:rPr>
-        <w:t xml:space="preserve">The </w:t>
-      </w:r>
-      <w:r>
-        <w:rPr>
-          <w:rStyle w:val="Strong"/>
-          <w:color w:val="000000" w:themeColor="text1"/>
-        </w:rPr>
-        <w:t>Board of Directors</w:t>
-      </w:r>
-      <w:r>
-        <w:rPr>
-          <w:color w:val="000000" w:themeColor="text1"/>
-        </w:rPr>
-        <w:t xml:space="preserve"> serves as the highest decision-making authority in the foundation. It is responsible for </w:t>
-      </w:r>
-      <w:r>
-        <w:rPr>
-          <w:rStyle w:val="Strong"/>
-          <w:color w:val="000000" w:themeColor="text1"/>
-        </w:rPr>
-        <w:t>formulating policies</w:t>
-      </w:r>
-      <w:r>
-        <w:rPr>
-          <w:color w:val="000000" w:themeColor="text1"/>
-        </w:rPr>
-        <w:t>, approving major projects, managing financial resources, and establishing partnerships with industry leaders and government agencies. The board ensures that all initiatives align with the foundation’s mission of digital empowerment and skill development. The members of the board typically include senior professionals, educationists, and representatives from partner organizations who bring valuable strategic insights.</w:t>
-      </w:r>
-    </w:p>
-    <w:p>
-      <w:pPr>
-        <w:pStyle w:val="Heading4"/>
-        <w:jc w:val="both"/>
-        <w:rPr>
-          <w:i w:val="0"/>
-          <w:color w:val="000000" w:themeColor="text1"/>
-        </w:rPr>
-      </w:pPr>
-      <w:r>
-        <w:rPr>
-          <w:rStyle w:val="Strong"/>
-          <w:b/>
-          <w:bCs/>
-          <w:i w:val="0"/>
-          <w:color w:val="000000" w:themeColor="text1"/>
-        </w:rPr>
-        <w:t>2. Executive Management</w:t>
-      </w:r>
-    </w:p>
-    <w:p>
-      <w:pPr>
-        <w:pStyle w:val="NormalWeb"/>
-        <w:jc w:val="both"/>
-        <w:rPr>
-          <w:color w:val="000000" w:themeColor="text1"/>
-        </w:rPr>
-      </w:pPr>
-      <w:r>
-        <w:rPr>
-          <w:color w:val="000000" w:themeColor="text1"/>
-        </w:rPr>
-        <w:t xml:space="preserve">The </w:t>
-      </w:r>
-      <w:r>
-        <w:rPr>
-          <w:rStyle w:val="Strong"/>
-          <w:color w:val="000000" w:themeColor="text1"/>
-        </w:rPr>
-        <w:t>Executive Management Team</w:t>
-      </w:r>
-      <w:r>
-        <w:rPr>
-          <w:color w:val="000000" w:themeColor="text1"/>
-        </w:rPr>
-        <w:t xml:space="preserve"> is led by the </w:t>
-      </w:r>
-      <w:r>
-        <w:rPr>
-          <w:rStyle w:val="Strong"/>
-          <w:color w:val="000000" w:themeColor="text1"/>
-        </w:rPr>
-        <w:t>Chief Executive Officer (CEO)</w:t>
-      </w:r>
-      <w:r>
-        <w:rPr>
-          <w:color w:val="000000" w:themeColor="text1"/>
-        </w:rPr>
-        <w:t xml:space="preserve">, who oversees the overall functioning of the foundation. Under the CEO, there are </w:t>
-      </w:r>
-      <w:r>
-        <w:rPr>
-          <w:rStyle w:val="Strong"/>
-          <w:color w:val="000000" w:themeColor="text1"/>
-        </w:rPr>
-        <w:t>Program Directors</w:t>
-      </w:r>
-      <w:r>
-        <w:rPr>
-          <w:color w:val="000000" w:themeColor="text1"/>
-        </w:rPr>
-        <w:t xml:space="preserve"> and </w:t>
-      </w:r>
-      <w:r>
-        <w:rPr>
-          <w:rStyle w:val="Strong"/>
-          <w:color w:val="000000" w:themeColor="text1"/>
-        </w:rPr>
-        <w:t>Project Managers</w:t>
-      </w:r>
-      <w:r>
-        <w:rPr>
-          <w:color w:val="000000" w:themeColor="text1"/>
-        </w:rPr>
-        <w:t xml:space="preserve"> who are responsible for planning, executing, and monitoring national and regional programs. The executive management ensures that all projects meet their objectives within the defined timelines and budgets. They also play a vital role in maintaining relationships with corporate partners and academic institutions, ensuring continuous improvement of training programs.</w:t>
-      </w:r>
-    </w:p>
-    <w:p>
-      <w:pPr>
-        <w:pStyle w:val="Heading4"/>
-        <w:jc w:val="both"/>
-        <w:rPr>
-          <w:i w:val="0"/>
-          <w:color w:val="000000" w:themeColor="text1"/>
-        </w:rPr>
-      </w:pPr>
-      <w:r>
-        <w:rPr>
-          <w:rStyle w:val="Strong"/>
-          <w:b/>
-          <w:bCs/>
-          <w:i w:val="0"/>
-          <w:color w:val="000000" w:themeColor="text1"/>
+          <w:lang w:val="en-IN"/>
+        </w:rPr>
+      </w:pPr>
+      <w:r>
+        <w:rPr>
+          <w:color w:val="000000" w:themeColor="text1"/>
+          <w:lang w:val="en-IN"/>
+        </w:rPr>
+        <w:t>4. Student Support and Placement Cell</w:t>
+      </w:r>
+    </w:p>
+    <w:p>
+      <w:pPr>
+        <w:pStyle w:val="Heading3"/>
+        <w:jc w:val="both"/>
+        <w:rPr>
+          <w:rFonts w:ascii="Times New Roman" w:eastAsia="Times New Roman" w:hAnsi="Times New Roman" w:cs="Times New Roman"/>
+          <w:b w:val="0"/>
+          <w:bCs w:val="0"/>
+          <w:color w:val="000000" w:themeColor="text1"/>
+          <w:sz w:val="24"/>
+          <w:szCs w:val="24"/>
+        </w:rPr>
+      </w:pPr>
+      <w:r>
+        <w:rPr>
+          <w:rFonts w:ascii="Times New Roman" w:eastAsia="Times New Roman" w:hAnsi="Times New Roman" w:cs="Times New Roman"/>
+          <w:b w:val="0"/>
+          <w:bCs w:val="0"/>
+          <w:color w:val="000000" w:themeColor="text1"/>
+          <w:sz w:val="24"/>
+          <w:szCs w:val="24"/>
+        </w:rPr>
+        <w:t xml:space="preserve">The Student Support and Placement Cell </w:t>
+      </w:r>
+      <w:proofErr w:type="gramStart"/>
+      <w:r>
+        <w:rPr>
+          <w:rFonts w:ascii="Times New Roman" w:eastAsia="Times New Roman" w:hAnsi="Times New Roman" w:cs="Times New Roman"/>
+          <w:b w:val="0"/>
+          <w:bCs w:val="0"/>
+          <w:color w:val="000000" w:themeColor="text1"/>
+          <w:sz w:val="24"/>
+          <w:szCs w:val="24"/>
+        </w:rPr>
+        <w:t>provides</w:t>
+      </w:r>
+      <w:proofErr w:type="gramEnd"/>
+      <w:r>
+        <w:rPr>
+          <w:rFonts w:ascii="Times New Roman" w:eastAsia="Times New Roman" w:hAnsi="Times New Roman" w:cs="Times New Roman"/>
+          <w:b w:val="0"/>
+          <w:bCs w:val="0"/>
+          <w:color w:val="000000" w:themeColor="text1"/>
+          <w:sz w:val="24"/>
+          <w:szCs w:val="24"/>
+        </w:rPr>
+        <w:t xml:space="preserve"> academic guidance, career </w:t>
+      </w:r>
+      <w:proofErr w:type="spellStart"/>
+      <w:r>
+        <w:rPr>
+          <w:rFonts w:ascii="Times New Roman" w:eastAsia="Times New Roman" w:hAnsi="Times New Roman" w:cs="Times New Roman"/>
+          <w:b w:val="0"/>
+          <w:bCs w:val="0"/>
+          <w:color w:val="000000" w:themeColor="text1"/>
+          <w:sz w:val="24"/>
+          <w:szCs w:val="24"/>
+        </w:rPr>
+        <w:t>counseling</w:t>
+      </w:r>
+      <w:proofErr w:type="spellEnd"/>
+      <w:r>
+        <w:rPr>
+          <w:rFonts w:ascii="Times New Roman" w:eastAsia="Times New Roman" w:hAnsi="Times New Roman" w:cs="Times New Roman"/>
+          <w:b w:val="0"/>
+          <w:bCs w:val="0"/>
+          <w:color w:val="000000" w:themeColor="text1"/>
+          <w:sz w:val="24"/>
+          <w:szCs w:val="24"/>
+        </w:rPr>
+        <w:t>, internship coordination, resume preparation, interview training, and placement assistance. It helps students develop professional skills and connects them with employment opportunities in the IT industry.</w:t>
+      </w:r>
+    </w:p>
+    <w:p>
+      <w:pPr>
+        <w:pStyle w:val="Heading3"/>
+        <w:jc w:val="both"/>
+        <w:rPr>
+          <w:color w:val="000000" w:themeColor="text1"/>
+          <w:lang w:val="en-IN"/>
+        </w:rPr>
+      </w:pPr>
+      <w:r>
+        <w:rPr>
+          <w:color w:val="000000" w:themeColor="text1"/>
+          <w:lang w:val="en-IN"/>
+        </w:rPr>
+        <w:t>5. Assessment and Quality Assurance Team</w:t>
+      </w:r>
+    </w:p>
+    <w:p>
+      <w:pPr>
+        <w:pStyle w:val="Heading3"/>
+        <w:jc w:val="both"/>
+        <w:rPr>
+          <w:rFonts w:ascii="Times New Roman" w:eastAsia="Times New Roman" w:hAnsi="Times New Roman" w:cs="Times New Roman"/>
+          <w:b w:val="0"/>
+          <w:bCs w:val="0"/>
+          <w:color w:val="000000" w:themeColor="text1"/>
+          <w:sz w:val="24"/>
+          <w:szCs w:val="24"/>
+        </w:rPr>
+      </w:pPr>
+      <w:r>
+        <w:rPr>
+          <w:rFonts w:ascii="Times New Roman" w:eastAsia="Times New Roman" w:hAnsi="Times New Roman" w:cs="Times New Roman"/>
+          <w:b w:val="0"/>
+          <w:bCs w:val="0"/>
+          <w:color w:val="000000" w:themeColor="text1"/>
+          <w:sz w:val="24"/>
+          <w:szCs w:val="24"/>
+        </w:rPr>
+        <w:t>The Assessment and Quality Assurance Team monitors the progress of students through assignments, practical sessions, assessments, mini-projects, and final projects. It evaluates learning outcomes, collects feedback, and continuously improves the quality of training programs to ensure effective skill development.</w:t>
+      </w:r>
+    </w:p>
+    <w:p>
+      <w:pPr>
+        <w:pStyle w:val="Heading3"/>
+        <w:jc w:val="both"/>
+        <w:rPr>
+          <w:color w:val="000000" w:themeColor="text1"/>
+          <w:lang w:val="en-IN"/>
+        </w:rPr>
+      </w:pPr>
+      <w:r>
+        <w:rPr>
+          <w:color w:val="000000" w:themeColor="text1"/>
+          <w:lang w:val="en-IN"/>
+        </w:rPr>
+        <w:t>6. Administration Department</w:t>
+      </w:r>
+    </w:p>
+    <w:p>
+      <w:pPr>
+        <w:pStyle w:val="Heading3"/>
+        <w:jc w:val="both"/>
+        <w:rPr>
+          <w:rFonts w:ascii="Times New Roman" w:eastAsia="Times New Roman" w:hAnsi="Times New Roman" w:cs="Times New Roman"/>
+          <w:b w:val="0"/>
+          <w:bCs w:val="0"/>
+          <w:color w:val="000000" w:themeColor="text1"/>
+          <w:sz w:val="24"/>
+          <w:szCs w:val="24"/>
+        </w:rPr>
+      </w:pPr>
+      <w:r>
+        <w:rPr>
+          <w:rFonts w:ascii="Times New Roman" w:eastAsia="Times New Roman" w:hAnsi="Times New Roman" w:cs="Times New Roman"/>
+          <w:b w:val="0"/>
+          <w:bCs w:val="0"/>
+          <w:color w:val="000000" w:themeColor="text1"/>
+          <w:sz w:val="24"/>
+          <w:szCs w:val="24"/>
+        </w:rPr>
+        <w:t>The Administration Department manages the day-to-day operations of the institute, including admissions, student records, scheduling, communication, documentation, and overall administrative support. It ensures the smooth functioning of all academic and non-academic activities.</w:t>
+      </w:r>
+    </w:p>
+    <w:p>
+      <w:pPr>
+        <w:pStyle w:val="Heading3"/>
+        <w:jc w:val="both"/>
+        <w:rPr>
+          <w:rFonts w:ascii="Times New Roman" w:eastAsia="Times New Roman" w:hAnsi="Times New Roman" w:cs="Times New Roman"/>
+          <w:b w:val="0"/>
+          <w:bCs w:val="0"/>
+          <w:color w:val="000000" w:themeColor="text1"/>
+          <w:sz w:val="24"/>
+          <w:szCs w:val="24"/>
+        </w:rPr>
+      </w:pPr>
+      <w:r>
+        <w:rPr>
+          <w:rFonts w:ascii="Times New Roman" w:eastAsia="Times New Roman" w:hAnsi="Times New Roman" w:cs="Times New Roman"/>
+          <w:b w:val="0"/>
+          <w:bCs w:val="0"/>
+          <w:color w:val="000000" w:themeColor="text1"/>
+          <w:sz w:val="24"/>
+          <w:szCs w:val="24"/>
+        </w:rPr>
+        <w:t xml:space="preserve">This well-organized structure enables </w:t>
+      </w:r>
+      <w:proofErr w:type="spellStart"/>
+      <w:r>
+        <w:rPr>
+          <w:rFonts w:ascii="Times New Roman" w:eastAsia="Times New Roman" w:hAnsi="Times New Roman" w:cs="Times New Roman"/>
+          <w:b w:val="0"/>
+          <w:bCs w:val="0"/>
+          <w:color w:val="000000" w:themeColor="text1"/>
+          <w:sz w:val="24"/>
+          <w:szCs w:val="24"/>
+        </w:rPr>
+        <w:t>SoftTech</w:t>
+      </w:r>
+      <w:proofErr w:type="spellEnd"/>
+      <w:r>
+        <w:rPr>
+          <w:rFonts w:ascii="Times New Roman" w:eastAsia="Times New Roman" w:hAnsi="Times New Roman" w:cs="Times New Roman"/>
+          <w:b w:val="0"/>
+          <w:bCs w:val="0"/>
+          <w:color w:val="000000" w:themeColor="text1"/>
+          <w:sz w:val="24"/>
+          <w:szCs w:val="24"/>
+        </w:rPr>
+        <w:t xml:space="preserve"> Computer Training Institute to provide quality technical education, practical exposure, and industry-oriented training, helping students become skilled professionals ready for careers in Data Science, Data Analytics, Business Intelligence, Software Development, and Artificial Intelligence.</w:t>
+      </w:r>
+    </w:p>
+    <w:p/>
+    <w:p/>
+    <w:p>
+      <w:pPr>
+        <w:pStyle w:val="Heading3"/>
+        <w:jc w:val="both"/>
+        <w:rPr>
+          <w:color w:val="000000" w:themeColor="text1"/>
+          <w:lang w:val="en-IN"/>
+        </w:rPr>
+      </w:pPr>
+      <w:r>
+        <w:rPr>
+          <w:color w:val="000000" w:themeColor="text1"/>
+          <w:lang w:val="en-IN"/>
+        </w:rPr>
+        <w:t xml:space="preserve">General Layout of the </w:t>
+      </w:r>
+      <w:proofErr w:type="spellStart"/>
+      <w:r>
+        <w:rPr>
+          <w:color w:val="000000" w:themeColor="text1"/>
+          <w:lang w:val="en-IN"/>
+        </w:rPr>
+        <w:t>SoftTech</w:t>
+      </w:r>
+      <w:proofErr w:type="spellEnd"/>
+      <w:r>
+        <w:rPr>
+          <w:color w:val="000000" w:themeColor="text1"/>
+          <w:lang w:val="en-IN"/>
+        </w:rPr>
+        <w:t xml:space="preserve"> Internship Program</w:t>
+      </w:r>
+    </w:p>
+    <w:p>
+      <w:pPr>
+        <w:spacing w:before="100" w:beforeAutospacing="1" w:after="100" w:afterAutospacing="1" w:line="240" w:lineRule="auto"/>
+        <w:jc w:val="both"/>
+        <w:outlineLvl w:val="1"/>
+        <w:rPr>
+          <w:rFonts w:ascii="Times New Roman" w:eastAsia="Times New Roman" w:hAnsi="Times New Roman" w:cs="Times New Roman"/>
+          <w:color w:val="000000" w:themeColor="text1"/>
+          <w:sz w:val="24"/>
+          <w:szCs w:val="24"/>
+        </w:rPr>
+      </w:pPr>
+      <w:r>
+        <w:rPr>
+          <w:rFonts w:ascii="Times New Roman" w:eastAsia="Times New Roman" w:hAnsi="Times New Roman" w:cs="Times New Roman"/>
+          <w:color w:val="000000" w:themeColor="text1"/>
+          <w:sz w:val="24"/>
+          <w:szCs w:val="24"/>
+        </w:rPr>
+        <w:t xml:space="preserve">The 12-Week Industrial Internship Program at </w:t>
+      </w:r>
+      <w:proofErr w:type="spellStart"/>
+      <w:r>
+        <w:rPr>
+          <w:rFonts w:ascii="Times New Roman" w:eastAsia="Times New Roman" w:hAnsi="Times New Roman" w:cs="Times New Roman"/>
+          <w:color w:val="000000" w:themeColor="text1"/>
+          <w:sz w:val="24"/>
+          <w:szCs w:val="24"/>
+        </w:rPr>
+        <w:t>SoftTech</w:t>
+      </w:r>
+      <w:proofErr w:type="spellEnd"/>
+      <w:r>
+        <w:rPr>
+          <w:rFonts w:ascii="Times New Roman" w:eastAsia="Times New Roman" w:hAnsi="Times New Roman" w:cs="Times New Roman"/>
+          <w:color w:val="000000" w:themeColor="text1"/>
+          <w:sz w:val="24"/>
+          <w:szCs w:val="24"/>
+        </w:rPr>
+        <w:t xml:space="preserve"> Computer Training Institute was designed to develop industry-ready skills through a structured learning approach that combined classroom training, practical laboratory sessions, assignments, mini-projects, and real-world project development. The internship primarily focused on Data Science, Data Analysis using Python, Microsoft Power BI, Power Query Editor, DAX, and Generative AI, enabling students to gain both theoretical knowledge and practical experience. The general layout of the internship program included the following components:</w:t>
+      </w:r>
+    </w:p>
+    <w:p>
+      <w:pPr>
+        <w:spacing w:before="100" w:beforeAutospacing="1" w:after="100" w:afterAutospacing="1" w:line="240" w:lineRule="auto"/>
+        <w:jc w:val="both"/>
+        <w:outlineLvl w:val="1"/>
+        <w:rPr>
+          <w:rFonts w:ascii="Times New Roman" w:eastAsia="Times New Roman" w:hAnsi="Times New Roman" w:cs="Times New Roman"/>
+          <w:color w:val="000000" w:themeColor="text1"/>
+          <w:sz w:val="24"/>
+          <w:szCs w:val="24"/>
+        </w:rPr>
+      </w:pPr>
+    </w:p>
+    <w:p>
+      <w:pPr>
+        <w:spacing w:before="100" w:beforeAutospacing="1" w:after="100" w:afterAutospacing="1" w:line="240" w:lineRule="auto"/>
+        <w:jc w:val="both"/>
+        <w:outlineLvl w:val="1"/>
+        <w:rPr>
+          <w:rFonts w:ascii="Times New Roman" w:eastAsia="Times New Roman" w:hAnsi="Times New Roman" w:cs="Times New Roman"/>
+          <w:color w:val="000000" w:themeColor="text1"/>
+          <w:sz w:val="24"/>
+          <w:szCs w:val="24"/>
+        </w:rPr>
+      </w:pPr>
+    </w:p>
+    <w:p>
+      <w:pPr>
+        <w:spacing w:before="100" w:beforeAutospacing="1" w:after="100" w:afterAutospacing="1" w:line="240" w:lineRule="auto"/>
+        <w:jc w:val="both"/>
+        <w:outlineLvl w:val="1"/>
+        <w:rPr>
+          <w:rFonts w:asciiTheme="majorHAnsi" w:eastAsiaTheme="majorEastAsia" w:hAnsiTheme="majorHAnsi" w:cstheme="majorBidi"/>
+          <w:b/>
+          <w:bCs/>
+          <w:color w:val="000000" w:themeColor="text1"/>
+          <w:lang w:val="en-IN"/>
+        </w:rPr>
+      </w:pPr>
+      <w:r>
+        <w:rPr>
+          <w:rFonts w:asciiTheme="majorHAnsi" w:eastAsiaTheme="majorEastAsia" w:hAnsiTheme="majorHAnsi" w:cstheme="majorBidi"/>
+          <w:b/>
+          <w:bCs/>
+          <w:color w:val="000000" w:themeColor="text1"/>
+          <w:lang w:val="en-IN"/>
         </w:rPr>
         <w:lastRenderedPageBreak/>
-        <w:t>3. Technical Department</w:t>
-      </w:r>
-    </w:p>
-    <w:p>
-      <w:pPr>
-        <w:pStyle w:val="NormalWeb"/>
-        <w:jc w:val="both"/>
-        <w:rPr>
-          <w:color w:val="000000" w:themeColor="text1"/>
-        </w:rPr>
-      </w:pPr>
-      <w:r>
-        <w:rPr>
-          <w:color w:val="000000" w:themeColor="text1"/>
-        </w:rPr>
-        <w:t xml:space="preserve">The </w:t>
-      </w:r>
-      <w:r>
-        <w:rPr>
-          <w:rStyle w:val="Strong"/>
-          <w:color w:val="000000" w:themeColor="text1"/>
-        </w:rPr>
-        <w:t>Technical Department</w:t>
-      </w:r>
-      <w:r>
-        <w:rPr>
-          <w:color w:val="000000" w:themeColor="text1"/>
-        </w:rPr>
-        <w:t xml:space="preserve"> is one of the core functional divisions within the Edunet Foundation. It collaborates closely with technology partners such as IBM, AWS, and Microsoft to </w:t>
-      </w:r>
-      <w:r>
-        <w:rPr>
-          <w:rStyle w:val="Strong"/>
-          <w:color w:val="000000" w:themeColor="text1"/>
-        </w:rPr>
-        <w:t>design, develop, and deliver high-quality technical courses</w:t>
-      </w:r>
-      <w:r>
-        <w:rPr>
-          <w:color w:val="000000" w:themeColor="text1"/>
-        </w:rPr>
-        <w:t xml:space="preserve">. These programs cover a wide range of emerging technologies including </w:t>
-      </w:r>
-      <w:r>
-        <w:rPr>
-          <w:rStyle w:val="Strong"/>
-          <w:color w:val="000000" w:themeColor="text1"/>
-        </w:rPr>
-        <w:t>Cloud Computing, Artificial Intelligence, Data Science, Cybersecurity, Machine Learning, Internet of Things (IoT)</w:t>
-      </w:r>
-      <w:r>
-        <w:rPr>
-          <w:color w:val="000000" w:themeColor="text1"/>
-        </w:rPr>
-        <w:t xml:space="preserve">, and </w:t>
-      </w:r>
-      <w:r>
-        <w:rPr>
-          <w:rStyle w:val="Strong"/>
-          <w:color w:val="000000" w:themeColor="text1"/>
-        </w:rPr>
-        <w:t>Blockchain</w:t>
-      </w:r>
-      <w:r>
-        <w:rPr>
-          <w:color w:val="000000" w:themeColor="text1"/>
-        </w:rPr>
-        <w:t>.</w:t>
-      </w:r>
-      <w:r>
-        <w:rPr>
-          <w:color w:val="000000" w:themeColor="text1"/>
-        </w:rPr>
-        <w:br/>
-        <w:t>The department also works on integrating practical components such as virtual labs, industry case studies, and project-based learning to provide participants with real-world experience. Additionally, it supports trainers and mentors by providing updated content, technical assistance, and tools for delivering sessions effectively.</w:t>
-      </w:r>
-    </w:p>
-    <w:p>
-      <w:pPr>
-        <w:pStyle w:val="Heading4"/>
-        <w:jc w:val="both"/>
-        <w:rPr>
-          <w:i w:val="0"/>
-          <w:color w:val="000000" w:themeColor="text1"/>
-        </w:rPr>
-      </w:pPr>
-      <w:r>
-        <w:rPr>
-          <w:rStyle w:val="Strong"/>
-          <w:b/>
-          <w:bCs/>
-          <w:i w:val="0"/>
-          <w:color w:val="000000" w:themeColor="text1"/>
-        </w:rPr>
-        <w:t>4. Academic Collaboration Team</w:t>
-      </w:r>
-    </w:p>
-    <w:p>
-      <w:pPr>
-        <w:pStyle w:val="NormalWeb"/>
-        <w:rPr>
-          <w:color w:val="000000" w:themeColor="text1"/>
-        </w:rPr>
-      </w:pPr>
-      <w:r>
-        <w:rPr>
-          <w:color w:val="000000" w:themeColor="text1"/>
-        </w:rPr>
-        <w:t xml:space="preserve">The </w:t>
-      </w:r>
-      <w:r>
-        <w:rPr>
-          <w:rStyle w:val="Strong"/>
-          <w:color w:val="000000" w:themeColor="text1"/>
-        </w:rPr>
-        <w:t>Academic Collaboration Team</w:t>
-      </w:r>
-      <w:r>
-        <w:rPr>
-          <w:color w:val="000000" w:themeColor="text1"/>
-        </w:rPr>
-        <w:t xml:space="preserve"> acts as a bridge between the foundation and educational institutions. This team coordinates with colleges, universities, and training centers to implement various programs and workshops. Their responsibilities include selecting participating institutions, scheduling sessions, arranging faculty training, and ensuring adequate infrastructure for online and offline learning.</w:t>
-      </w:r>
-      <w:r>
-        <w:rPr>
-          <w:color w:val="000000" w:themeColor="text1"/>
-        </w:rPr>
-        <w:br/>
-        <w:t>The team also manages communication between students, mentors, and institutional coordinators, ensuring seamless program delivery. By maintaining regular interaction with academic partners, the team helps adapt training modules according to local needs and ensures alignment with the academic calendar.</w:t>
-      </w:r>
-      <w:r>
-        <w:rPr>
-          <w:color w:val="000000" w:themeColor="text1"/>
-        </w:rPr>
-        <w:t>s</w:t>
-      </w:r>
-    </w:p>
-    <w:p>
-      <w:pPr>
-        <w:pStyle w:val="Heading4"/>
-        <w:jc w:val="both"/>
-        <w:rPr>
-          <w:i w:val="0"/>
-          <w:color w:val="000000" w:themeColor="text1"/>
-        </w:rPr>
-      </w:pPr>
-      <w:r>
-        <w:rPr>
-          <w:rStyle w:val="Strong"/>
-          <w:b/>
-          <w:bCs/>
-          <w:i w:val="0"/>
-          <w:color w:val="000000" w:themeColor="text1"/>
-        </w:rPr>
-        <w:t>5. Monitoring and Evaluation Unit</w:t>
-      </w:r>
-    </w:p>
-    <w:p>
-      <w:pPr>
-        <w:pStyle w:val="NormalWeb"/>
-        <w:jc w:val="both"/>
-        <w:rPr>
-          <w:color w:val="000000" w:themeColor="text1"/>
-        </w:rPr>
-      </w:pPr>
-      <w:r>
-        <w:rPr>
-          <w:color w:val="000000" w:themeColor="text1"/>
-        </w:rPr>
-        <w:t xml:space="preserve">The </w:t>
-      </w:r>
-      <w:r>
-        <w:rPr>
-          <w:rStyle w:val="Strong"/>
-          <w:color w:val="000000" w:themeColor="text1"/>
-        </w:rPr>
-        <w:t>Monitoring and Evaluation (M&amp;E) Unit</w:t>
-      </w:r>
-      <w:r>
-        <w:rPr>
-          <w:color w:val="000000" w:themeColor="text1"/>
-        </w:rPr>
-        <w:t xml:space="preserve"> plays a crucial role in maintaining the quality and impact of the foundation’s programs. It is responsible for </w:t>
-      </w:r>
-      <w:r>
-        <w:rPr>
-          <w:rStyle w:val="Strong"/>
-          <w:color w:val="000000" w:themeColor="text1"/>
-        </w:rPr>
-        <w:t>tracking student progress, assessing training outcomes, collecting feedback, and evaluating performance indicators</w:t>
-      </w:r>
-      <w:r>
-        <w:rPr>
-          <w:color w:val="000000" w:themeColor="text1"/>
-        </w:rPr>
-        <w:t>.</w:t>
-      </w:r>
-      <w:r>
-        <w:rPr>
-          <w:color w:val="000000" w:themeColor="text1"/>
-        </w:rPr>
-        <w:br/>
-        <w:t>Through the use of data analytics and reporting tools, the M&amp;E unit measures the success rate of certifications, employability improvement, and skill acquisition among learners. The unit also identifies gaps and provides actionable recommendations to enhance program efficiency and learning outcomes. This ensures that the foundation maintains transparency and accountability in all its initiatives.</w:t>
-      </w:r>
-    </w:p>
-    <w:p>
-      <w:pPr>
-        <w:pStyle w:val="Heading4"/>
-        <w:jc w:val="both"/>
-        <w:rPr>
-          <w:i w:val="0"/>
-          <w:color w:val="000000" w:themeColor="text1"/>
-        </w:rPr>
-      </w:pPr>
-      <w:r>
-        <w:rPr>
-          <w:rStyle w:val="Strong"/>
-          <w:b/>
-          <w:bCs/>
-          <w:i w:val="0"/>
-          <w:color w:val="000000" w:themeColor="text1"/>
-        </w:rPr>
-        <w:t>6. Support and Administration Division</w:t>
-      </w:r>
-    </w:p>
-    <w:p>
-      <w:pPr>
-        <w:pStyle w:val="NormalWeb"/>
-        <w:jc w:val="both"/>
-        <w:rPr>
-          <w:color w:val="000000" w:themeColor="text1"/>
-        </w:rPr>
-      </w:pPr>
-      <w:r>
-        <w:rPr>
-          <w:color w:val="000000" w:themeColor="text1"/>
-        </w:rPr>
-        <w:t xml:space="preserve">The </w:t>
-      </w:r>
-      <w:r>
-        <w:rPr>
-          <w:rStyle w:val="Strong"/>
-          <w:color w:val="000000" w:themeColor="text1"/>
-        </w:rPr>
-        <w:t>Support and Administration Division</w:t>
-      </w:r>
-      <w:r>
-        <w:rPr>
-          <w:color w:val="000000" w:themeColor="text1"/>
-        </w:rPr>
-        <w:t xml:space="preserve"> ensures the smooth day-to-day operations of the organization. It manages logistics, financial transactions, communication, and documentation processes. This division also provides administrative support to the technical and academic teams, enabling them to focus on training and program delivery.</w:t>
-      </w:r>
-      <w:r>
-        <w:rPr>
-          <w:color w:val="000000" w:themeColor="text1"/>
-        </w:rPr>
-        <w:br/>
-        <w:t>Additionally, the support team handles event coordination, report preparation, and liaison activities with external stakeholders. Its contribution is vital to maintaining organizational discipline, efficiency, and consistency across all branches and projects.</w:t>
-      </w:r>
-    </w:p>
-    <w:p>
-      <w:pPr>
-        <w:jc w:val="both"/>
-        <w:rPr>
-          <w:color w:val="000000" w:themeColor="text1"/>
-        </w:rPr>
-      </w:pPr>
-    </w:p>
-    <w:p>
-      <w:pPr>
-        <w:pStyle w:val="Heading3"/>
-        <w:jc w:val="both"/>
-        <w:rPr>
-          <w:color w:val="000000" w:themeColor="text1"/>
-        </w:rPr>
-      </w:pPr>
-      <w:r>
-        <w:rPr>
-          <w:rStyle w:val="Strong"/>
-          <w:b/>
-          <w:bCs/>
-          <w:color w:val="000000" w:themeColor="text1"/>
-        </w:rPr>
-        <w:lastRenderedPageBreak/>
-        <w:t>General Layout of the IBM–Edunet Program</w:t>
-      </w:r>
-    </w:p>
-    <w:p>
-      <w:pPr>
-        <w:pStyle w:val="NormalWeb"/>
-        <w:jc w:val="both"/>
-        <w:rPr>
-          <w:color w:val="000000" w:themeColor="text1"/>
-        </w:rPr>
-      </w:pPr>
-      <w:r>
-        <w:rPr>
-          <w:color w:val="000000" w:themeColor="text1"/>
-        </w:rPr>
-        <w:t xml:space="preserve">The </w:t>
-      </w:r>
-      <w:r>
-        <w:rPr>
-          <w:rStyle w:val="Strong"/>
-          <w:color w:val="000000" w:themeColor="text1"/>
-        </w:rPr>
-        <w:t>IBM–Edunet SkillsBuild Program</w:t>
-      </w:r>
-      <w:r>
-        <w:rPr>
-          <w:color w:val="000000" w:themeColor="text1"/>
-        </w:rPr>
-        <w:t xml:space="preserve"> is a flagship initiative designed to enhance students’ employability through </w:t>
-      </w:r>
-      <w:r>
-        <w:rPr>
-          <w:rStyle w:val="Strong"/>
-          <w:color w:val="000000" w:themeColor="text1"/>
-        </w:rPr>
-        <w:t>a structured hybrid learning model</w:t>
-      </w:r>
-      <w:r>
-        <w:rPr>
-          <w:color w:val="000000" w:themeColor="text1"/>
-        </w:rPr>
-        <w:t>. It combines self-paced digital learning with mentor-led sessions and hands-on project work to ensure holistic development. The general layout of this program includes the following components:</w:t>
-      </w:r>
-    </w:p>
-    <w:p>
-      <w:pPr>
-        <w:pStyle w:val="Heading4"/>
-        <w:jc w:val="both"/>
-        <w:rPr>
-          <w:i w:val="0"/>
-          <w:color w:val="000000" w:themeColor="text1"/>
-        </w:rPr>
-      </w:pPr>
-      <w:r>
-        <w:rPr>
-          <w:rStyle w:val="Strong"/>
-          <w:b/>
-          <w:bCs/>
-          <w:i w:val="0"/>
-          <w:color w:val="000000" w:themeColor="text1"/>
-        </w:rPr>
-        <w:t>1. Online Learning Modules</w:t>
-      </w:r>
-    </w:p>
-    <w:p>
-      <w:pPr>
-        <w:pStyle w:val="NormalWeb"/>
-        <w:jc w:val="both"/>
-        <w:rPr>
-          <w:color w:val="000000" w:themeColor="text1"/>
-        </w:rPr>
-      </w:pPr>
-      <w:r>
-        <w:rPr>
-          <w:color w:val="000000" w:themeColor="text1"/>
-        </w:rPr>
-        <w:t xml:space="preserve">Students gain access to the </w:t>
-      </w:r>
-      <w:r>
-        <w:rPr>
-          <w:rStyle w:val="Strong"/>
-          <w:color w:val="000000" w:themeColor="text1"/>
-        </w:rPr>
-        <w:t>IBM SkillsBuild platform</w:t>
-      </w:r>
-      <w:r>
-        <w:rPr>
-          <w:color w:val="000000" w:themeColor="text1"/>
-        </w:rPr>
-        <w:t>, which offers a wide range of self-learning courses on topics such as Artificial Intelligence, Data Analytics, Cloud Computing, Cybersecurity, and Professional Skills. The platform allows learners to study at their own pace while earning globally recognized digital badges and certificates.</w:t>
-      </w:r>
-    </w:p>
-    <w:p>
-      <w:pPr>
-        <w:pStyle w:val="Heading4"/>
-        <w:jc w:val="both"/>
-        <w:rPr>
-          <w:i w:val="0"/>
-          <w:color w:val="000000" w:themeColor="text1"/>
-        </w:rPr>
-      </w:pPr>
-      <w:r>
-        <w:rPr>
-          <w:rStyle w:val="Strong"/>
-          <w:b/>
-          <w:bCs/>
-          <w:i w:val="0"/>
-          <w:color w:val="000000" w:themeColor="text1"/>
-        </w:rPr>
-        <w:t>2. Virtual Labs and Practice Sessions</w:t>
-      </w:r>
-    </w:p>
-    <w:p>
-      <w:pPr>
-        <w:pStyle w:val="NormalWeb"/>
-        <w:jc w:val="both"/>
-        <w:rPr>
-          <w:color w:val="000000" w:themeColor="text1"/>
-        </w:rPr>
-      </w:pPr>
-      <w:r>
-        <w:rPr>
-          <w:color w:val="000000" w:themeColor="text1"/>
-        </w:rPr>
-        <w:t xml:space="preserve">The program integrates </w:t>
-      </w:r>
-      <w:r>
-        <w:rPr>
-          <w:rStyle w:val="Strong"/>
-          <w:color w:val="000000" w:themeColor="text1"/>
-        </w:rPr>
-        <w:t>virtual labs and simulation tools</w:t>
-      </w:r>
-      <w:r>
-        <w:rPr>
-          <w:color w:val="000000" w:themeColor="text1"/>
-        </w:rPr>
-        <w:t xml:space="preserve"> that allow learners to experiment with real-time technologies and solve practical problems. This component helps students gain confidence in applying theoretical knowledge to real-world scenarios, improving their problem-solving and analytical skills.</w:t>
-      </w:r>
-    </w:p>
-    <w:p>
-      <w:pPr>
-        <w:pStyle w:val="Heading4"/>
-        <w:jc w:val="both"/>
-        <w:rPr>
-          <w:i w:val="0"/>
-          <w:color w:val="000000" w:themeColor="text1"/>
-        </w:rPr>
-      </w:pPr>
-      <w:r>
-        <w:rPr>
-          <w:rStyle w:val="Strong"/>
-          <w:b/>
-          <w:bCs/>
-          <w:i w:val="0"/>
-          <w:color w:val="000000" w:themeColor="text1"/>
-        </w:rPr>
-        <w:t>3. Mentor-Led and Expert Sessions</w:t>
-      </w:r>
-    </w:p>
-    <w:p>
-      <w:pPr>
-        <w:pStyle w:val="NormalWeb"/>
-        <w:jc w:val="both"/>
-        <w:rPr>
-          <w:color w:val="000000" w:themeColor="text1"/>
-        </w:rPr>
-      </w:pPr>
-      <w:r>
-        <w:rPr>
-          <w:color w:val="000000" w:themeColor="text1"/>
-        </w:rPr>
-        <w:t xml:space="preserve">Mentorship is a key element of the IBM–Edunet model. Industry experts, certified trainers, and academic mentors conduct </w:t>
-      </w:r>
-      <w:r>
-        <w:rPr>
-          <w:rStyle w:val="Strong"/>
-          <w:color w:val="000000" w:themeColor="text1"/>
-        </w:rPr>
-        <w:t>live sessions, webinars, and interactive discussions</w:t>
-      </w:r>
-      <w:r>
-        <w:rPr>
-          <w:color w:val="000000" w:themeColor="text1"/>
-        </w:rPr>
-        <w:t xml:space="preserve"> to guide students through their learning journey. These sessions provide insights into industry trends, project development, and career opportunities.</w:t>
-      </w:r>
-    </w:p>
-    <w:p>
-      <w:pPr>
-        <w:pStyle w:val="Heading4"/>
-        <w:jc w:val="both"/>
-        <w:rPr>
-          <w:i w:val="0"/>
-          <w:color w:val="000000" w:themeColor="text1"/>
-        </w:rPr>
-      </w:pPr>
-      <w:r>
-        <w:rPr>
-          <w:rStyle w:val="Strong"/>
-          <w:b/>
-          <w:bCs/>
-          <w:i w:val="0"/>
-          <w:color w:val="000000" w:themeColor="text1"/>
-        </w:rPr>
-        <w:t>4. Institutional Coordination and Support</w:t>
-      </w:r>
-    </w:p>
-    <w:p>
-      <w:pPr>
-        <w:pStyle w:val="NormalWeb"/>
-        <w:jc w:val="both"/>
-        <w:rPr>
-          <w:color w:val="000000" w:themeColor="text1"/>
-        </w:rPr>
-      </w:pPr>
-      <w:r>
-        <w:rPr>
-          <w:color w:val="000000" w:themeColor="text1"/>
-        </w:rPr>
-        <w:t xml:space="preserve">Edunet Foundation works closely with </w:t>
-      </w:r>
-      <w:r>
-        <w:rPr>
-          <w:rStyle w:val="Strong"/>
-          <w:color w:val="000000" w:themeColor="text1"/>
-        </w:rPr>
-        <w:t>college coordinators and faculty members</w:t>
-      </w:r>
-      <w:r>
-        <w:rPr>
-          <w:color w:val="000000" w:themeColor="text1"/>
-        </w:rPr>
-        <w:t xml:space="preserve"> to ensure that the program runs smoothly at the institutional level. It provides orientation sessions, progress tracking tools, and periodic performance reports to academic institutions, promoting continuous student engagement.</w:t>
-      </w:r>
-    </w:p>
-    <w:p>
-      <w:pPr>
-        <w:pStyle w:val="Heading4"/>
-        <w:jc w:val="both"/>
-        <w:rPr>
-          <w:i w:val="0"/>
-          <w:color w:val="000000" w:themeColor="text1"/>
-        </w:rPr>
-      </w:pPr>
-      <w:r>
-        <w:rPr>
-          <w:rStyle w:val="Strong"/>
-          <w:b/>
-          <w:bCs/>
-          <w:i w:val="0"/>
-          <w:color w:val="000000" w:themeColor="text1"/>
-        </w:rPr>
-        <w:t>5. Certification and Career Readiness</w:t>
-      </w:r>
-    </w:p>
-    <w:p>
-      <w:pPr>
-        <w:pStyle w:val="NormalWeb"/>
-        <w:jc w:val="both"/>
-        <w:rPr>
-          <w:color w:val="000000" w:themeColor="text1"/>
-        </w:rPr>
-      </w:pPr>
-      <w:r>
-        <w:rPr>
-          <w:color w:val="000000" w:themeColor="text1"/>
-        </w:rPr>
-        <w:t xml:space="preserve">Upon successful completion of the required modules and assessments, students receive </w:t>
-      </w:r>
-      <w:r>
-        <w:rPr>
-          <w:rStyle w:val="Strong"/>
-          <w:color w:val="000000" w:themeColor="text1"/>
-        </w:rPr>
-        <w:t>IBM-certified credentials</w:t>
-      </w:r>
-      <w:r>
-        <w:rPr>
-          <w:color w:val="000000" w:themeColor="text1"/>
-        </w:rPr>
-        <w:t xml:space="preserve">, which add significant value to their resumes. In addition to technical learning, the program also includes </w:t>
-      </w:r>
-      <w:r>
-        <w:rPr>
-          <w:rStyle w:val="Strong"/>
-          <w:color w:val="000000" w:themeColor="text1"/>
-        </w:rPr>
-        <w:t>soft skill and career readiness training</w:t>
-      </w:r>
-      <w:r>
-        <w:rPr>
-          <w:color w:val="000000" w:themeColor="text1"/>
-        </w:rPr>
-        <w:t xml:space="preserve"> such as communication skills, teamwork, leadership, and interview preparation.</w:t>
-      </w:r>
+        <w:t>1. Python Programming and Data Science Training</w:t>
+      </w:r>
+    </w:p>
+    <w:p>
+      <w:pPr>
+        <w:spacing w:before="100" w:beforeAutospacing="1" w:after="100" w:afterAutospacing="1" w:line="240" w:lineRule="auto"/>
+        <w:jc w:val="both"/>
+        <w:outlineLvl w:val="1"/>
+        <w:rPr>
+          <w:rFonts w:ascii="Times New Roman" w:eastAsia="Times New Roman" w:hAnsi="Times New Roman" w:cs="Times New Roman"/>
+          <w:color w:val="000000" w:themeColor="text1"/>
+          <w:sz w:val="24"/>
+          <w:szCs w:val="24"/>
+        </w:rPr>
+      </w:pPr>
+      <w:r>
+        <w:rPr>
+          <w:rFonts w:ascii="Times New Roman" w:eastAsia="Times New Roman" w:hAnsi="Times New Roman" w:cs="Times New Roman"/>
+          <w:color w:val="000000" w:themeColor="text1"/>
+          <w:sz w:val="24"/>
+          <w:szCs w:val="24"/>
+        </w:rPr>
+        <w:t>The internship began with comprehensive training in Python Programming, covering programming fundamentals, object-oriented programming, exception handling, file handling, NumPy, Pandas, Matplotlib, Seaborn, data cleaning, preprocessing, exploratory</w:t>
+      </w:r>
+      <w:r>
+        <w:rPr>
+          <w:rFonts w:asciiTheme="majorHAnsi" w:eastAsiaTheme="majorEastAsia" w:hAnsiTheme="majorHAnsi" w:cstheme="majorBidi"/>
+          <w:b/>
+          <w:bCs/>
+          <w:color w:val="000000" w:themeColor="text1"/>
+          <w:lang w:val="en-IN"/>
+        </w:rPr>
+        <w:t xml:space="preserve"> </w:t>
+      </w:r>
+      <w:r>
+        <w:rPr>
+          <w:rFonts w:ascii="Times New Roman" w:eastAsia="Times New Roman" w:hAnsi="Times New Roman" w:cs="Times New Roman"/>
+          <w:color w:val="000000" w:themeColor="text1"/>
+          <w:sz w:val="24"/>
+          <w:szCs w:val="24"/>
+        </w:rPr>
+        <w:t>data analysis</w:t>
+      </w:r>
+      <w:r>
+        <w:rPr>
+          <w:rFonts w:asciiTheme="majorHAnsi" w:eastAsiaTheme="majorEastAsia" w:hAnsiTheme="majorHAnsi" w:cstheme="majorBidi"/>
+          <w:b/>
+          <w:bCs/>
+          <w:color w:val="000000" w:themeColor="text1"/>
+          <w:lang w:val="en-IN"/>
+        </w:rPr>
+        <w:t xml:space="preserve"> </w:t>
+      </w:r>
+      <w:r>
+        <w:rPr>
+          <w:rFonts w:ascii="Times New Roman" w:eastAsia="Times New Roman" w:hAnsi="Times New Roman" w:cs="Times New Roman"/>
+          <w:color w:val="000000" w:themeColor="text1"/>
+          <w:sz w:val="24"/>
+          <w:szCs w:val="24"/>
+        </w:rPr>
+        <w:t>(EDA), and feature engineering. Students practiced these concepts using real-world datasets and coding exercises.</w:t>
+      </w:r>
+    </w:p>
+    <w:p>
+      <w:pPr>
+        <w:spacing w:before="100" w:beforeAutospacing="1" w:after="100" w:afterAutospacing="1" w:line="240" w:lineRule="auto"/>
+        <w:jc w:val="both"/>
+        <w:outlineLvl w:val="1"/>
+        <w:rPr>
+          <w:rFonts w:asciiTheme="majorHAnsi" w:eastAsiaTheme="majorEastAsia" w:hAnsiTheme="majorHAnsi" w:cstheme="majorBidi"/>
+          <w:b/>
+          <w:bCs/>
+          <w:color w:val="000000" w:themeColor="text1"/>
+          <w:lang w:val="en-IN"/>
+        </w:rPr>
+      </w:pPr>
+      <w:r>
+        <w:rPr>
+          <w:rFonts w:asciiTheme="majorHAnsi" w:eastAsiaTheme="majorEastAsia" w:hAnsiTheme="majorHAnsi" w:cstheme="majorBidi"/>
+          <w:b/>
+          <w:bCs/>
+          <w:color w:val="000000" w:themeColor="text1"/>
+          <w:lang w:val="en-IN"/>
+        </w:rPr>
+        <w:t>2. Business Intelligence and Power BI Training</w:t>
+      </w:r>
+    </w:p>
+    <w:p>
+      <w:pPr>
+        <w:spacing w:before="100" w:beforeAutospacing="1" w:after="100" w:afterAutospacing="1" w:line="240" w:lineRule="auto"/>
+        <w:jc w:val="both"/>
+        <w:outlineLvl w:val="1"/>
+        <w:rPr>
+          <w:rFonts w:ascii="Times New Roman" w:eastAsia="Times New Roman" w:hAnsi="Times New Roman" w:cs="Times New Roman"/>
+          <w:color w:val="000000" w:themeColor="text1"/>
+          <w:sz w:val="24"/>
+          <w:szCs w:val="24"/>
+        </w:rPr>
+      </w:pPr>
+      <w:r>
+        <w:rPr>
+          <w:rFonts w:ascii="Times New Roman" w:eastAsia="Times New Roman" w:hAnsi="Times New Roman" w:cs="Times New Roman"/>
+          <w:color w:val="000000" w:themeColor="text1"/>
+          <w:sz w:val="24"/>
+          <w:szCs w:val="24"/>
+        </w:rPr>
+        <w:t>Students received practical training in Microsoft Power BI, where they learned to create interactive dashboards, reports, charts, maps, tables, matrices, slicers, drill-through reports, and business visualizations. The training focused on converting raw data into meaningful business insights for effective decision-making.</w:t>
+      </w:r>
+    </w:p>
+    <w:p>
+      <w:pPr>
+        <w:spacing w:before="100" w:beforeAutospacing="1" w:after="100" w:afterAutospacing="1" w:line="240" w:lineRule="auto"/>
+        <w:jc w:val="both"/>
+        <w:outlineLvl w:val="1"/>
+        <w:rPr>
+          <w:rFonts w:asciiTheme="majorHAnsi" w:eastAsiaTheme="majorEastAsia" w:hAnsiTheme="majorHAnsi" w:cstheme="majorBidi"/>
+          <w:b/>
+          <w:bCs/>
+          <w:color w:val="000000" w:themeColor="text1"/>
+          <w:lang w:val="en-IN"/>
+        </w:rPr>
+      </w:pPr>
+      <w:r>
+        <w:rPr>
+          <w:rFonts w:asciiTheme="majorHAnsi" w:eastAsiaTheme="majorEastAsia" w:hAnsiTheme="majorHAnsi" w:cstheme="majorBidi"/>
+          <w:b/>
+          <w:bCs/>
+          <w:color w:val="000000" w:themeColor="text1"/>
+          <w:lang w:val="en-IN"/>
+        </w:rPr>
+        <w:t>3. Power Query Editor and DAX</w:t>
+      </w:r>
+    </w:p>
+    <w:p>
+      <w:pPr>
+        <w:spacing w:before="100" w:beforeAutospacing="1" w:after="100" w:afterAutospacing="1" w:line="240" w:lineRule="auto"/>
+        <w:jc w:val="both"/>
+        <w:outlineLvl w:val="1"/>
+        <w:rPr>
+          <w:rFonts w:ascii="Times New Roman" w:eastAsia="Times New Roman" w:hAnsi="Times New Roman" w:cs="Times New Roman"/>
+          <w:color w:val="000000" w:themeColor="text1"/>
+          <w:sz w:val="24"/>
+          <w:szCs w:val="24"/>
+        </w:rPr>
+      </w:pPr>
+      <w:r>
+        <w:rPr>
+          <w:rFonts w:ascii="Times New Roman" w:eastAsia="Times New Roman" w:hAnsi="Times New Roman" w:cs="Times New Roman"/>
+          <w:color w:val="000000" w:themeColor="text1"/>
+          <w:sz w:val="24"/>
+          <w:szCs w:val="24"/>
+        </w:rPr>
+        <w:t>The internship included hands-on experience with Power Query Editor for data transformation, cleaning, merging, appending, grouping, and preprocessing. Students also learned DAX (Data Analysis Expressions) to create calculated columns, measures, and perform advanced data analysis for business reporting.</w:t>
+      </w:r>
+    </w:p>
+    <w:p>
+      <w:pPr>
+        <w:spacing w:before="100" w:beforeAutospacing="1" w:after="100" w:afterAutospacing="1" w:line="240" w:lineRule="auto"/>
+        <w:jc w:val="both"/>
+        <w:outlineLvl w:val="1"/>
+        <w:rPr>
+          <w:rFonts w:asciiTheme="majorHAnsi" w:eastAsiaTheme="majorEastAsia" w:hAnsiTheme="majorHAnsi" w:cstheme="majorBidi"/>
+          <w:b/>
+          <w:bCs/>
+          <w:color w:val="000000" w:themeColor="text1"/>
+          <w:lang w:val="en-IN"/>
+        </w:rPr>
+      </w:pPr>
+      <w:r>
+        <w:rPr>
+          <w:rFonts w:asciiTheme="majorHAnsi" w:eastAsiaTheme="majorEastAsia" w:hAnsiTheme="majorHAnsi" w:cstheme="majorBidi"/>
+          <w:b/>
+          <w:bCs/>
+          <w:color w:val="000000" w:themeColor="text1"/>
+          <w:lang w:val="en-IN"/>
+        </w:rPr>
+        <w:t>4. Practical Projects and Assessments</w:t>
+      </w:r>
+    </w:p>
+    <w:p>
+      <w:pPr>
+        <w:spacing w:before="100" w:beforeAutospacing="1" w:after="100" w:afterAutospacing="1" w:line="240" w:lineRule="auto"/>
+        <w:jc w:val="both"/>
+        <w:outlineLvl w:val="1"/>
+        <w:rPr>
+          <w:rFonts w:ascii="Times New Roman" w:eastAsia="Times New Roman" w:hAnsi="Times New Roman" w:cs="Times New Roman"/>
+          <w:color w:val="000000" w:themeColor="text1"/>
+          <w:sz w:val="24"/>
+          <w:szCs w:val="24"/>
+        </w:rPr>
+      </w:pPr>
+      <w:r>
+        <w:rPr>
+          <w:rFonts w:ascii="Times New Roman" w:eastAsia="Times New Roman" w:hAnsi="Times New Roman" w:cs="Times New Roman"/>
+          <w:color w:val="000000" w:themeColor="text1"/>
+          <w:sz w:val="24"/>
+          <w:szCs w:val="24"/>
+        </w:rPr>
+        <w:t>Throughout the internship, students completed coding assignments, exploratory data analysis projects, Power BI dashboard projects, and presentations. These practical activities helped strengthen programming skills, analytical thinking, problem-solving abilities, and project documentation.</w:t>
+      </w:r>
+    </w:p>
+    <w:p>
+      <w:pPr>
+        <w:spacing w:before="100" w:beforeAutospacing="1" w:after="100" w:afterAutospacing="1" w:line="240" w:lineRule="auto"/>
+        <w:jc w:val="both"/>
+        <w:outlineLvl w:val="1"/>
+        <w:rPr>
+          <w:rFonts w:asciiTheme="majorHAnsi" w:eastAsiaTheme="majorEastAsia" w:hAnsiTheme="majorHAnsi" w:cstheme="majorBidi"/>
+          <w:b/>
+          <w:bCs/>
+          <w:color w:val="000000" w:themeColor="text1"/>
+          <w:lang w:val="en-IN"/>
+        </w:rPr>
+      </w:pPr>
+      <w:r>
+        <w:rPr>
+          <w:rFonts w:asciiTheme="majorHAnsi" w:eastAsiaTheme="majorEastAsia" w:hAnsiTheme="majorHAnsi" w:cstheme="majorBidi"/>
+          <w:b/>
+          <w:bCs/>
+          <w:color w:val="000000" w:themeColor="text1"/>
+          <w:lang w:val="en-IN"/>
+        </w:rPr>
+        <w:t>5. Professional Development and Career Readiness</w:t>
+      </w:r>
+    </w:p>
+    <w:p>
+      <w:pPr>
+        <w:spacing w:before="100" w:beforeAutospacing="1" w:after="100" w:afterAutospacing="1" w:line="240" w:lineRule="auto"/>
+        <w:jc w:val="both"/>
+        <w:outlineLvl w:val="1"/>
+        <w:rPr>
+          <w:rFonts w:ascii="Times New Roman" w:eastAsia="Times New Roman" w:hAnsi="Times New Roman" w:cs="Times New Roman"/>
+          <w:color w:val="000000" w:themeColor="text1"/>
+          <w:sz w:val="24"/>
+          <w:szCs w:val="24"/>
+        </w:rPr>
+      </w:pPr>
+      <w:r>
+        <w:rPr>
+          <w:rFonts w:ascii="Times New Roman" w:eastAsia="Times New Roman" w:hAnsi="Times New Roman" w:cs="Times New Roman"/>
+          <w:color w:val="000000" w:themeColor="text1"/>
+          <w:sz w:val="24"/>
+          <w:szCs w:val="24"/>
+        </w:rPr>
+        <w:t>The final phase of the internship focused on Generative AI tools, including ChatGPT, Google Gemini, Claude, Microsoft Copilot, Git, GitHub, and JIRA, along with professional communication, workplace ethics, teamwork, and career guidance. This training prepared students for modern IT industry practices and enhanced their employability.</w:t>
+      </w:r>
+    </w:p>
+    <w:p>
+      <w:pPr>
+        <w:spacing w:before="100" w:beforeAutospacing="1" w:after="100" w:afterAutospacing="1" w:line="240" w:lineRule="auto"/>
+        <w:jc w:val="both"/>
+        <w:outlineLvl w:val="1"/>
+        <w:rPr>
+          <w:rFonts w:ascii="Times New Roman" w:eastAsia="Times New Roman" w:hAnsi="Times New Roman" w:cs="Times New Roman"/>
+          <w:b/>
+          <w:bCs/>
+          <w:sz w:val="36"/>
+          <w:szCs w:val="36"/>
+        </w:rPr>
+      </w:pPr>
+    </w:p>
+    <w:p>
+      <w:pPr>
+        <w:spacing w:before="100" w:beforeAutospacing="1" w:after="100" w:afterAutospacing="1" w:line="240" w:lineRule="auto"/>
+        <w:jc w:val="both"/>
+        <w:outlineLvl w:val="1"/>
+        <w:rPr>
+          <w:rFonts w:ascii="Times New Roman" w:eastAsia="Times New Roman" w:hAnsi="Times New Roman" w:cs="Times New Roman"/>
+          <w:b/>
+          <w:bCs/>
+          <w:sz w:val="36"/>
+          <w:szCs w:val="36"/>
+        </w:rPr>
+      </w:pPr>
+    </w:p>
+    <w:p>
+      <w:pPr>
+        <w:spacing w:before="100" w:beforeAutospacing="1" w:after="100" w:afterAutospacing="1" w:line="240" w:lineRule="auto"/>
+        <w:jc w:val="both"/>
+        <w:outlineLvl w:val="1"/>
+        <w:rPr>
+          <w:rFonts w:ascii="Times New Roman" w:eastAsia="Times New Roman" w:hAnsi="Times New Roman" w:cs="Times New Roman"/>
+          <w:b/>
+          <w:bCs/>
+          <w:sz w:val="36"/>
+          <w:szCs w:val="36"/>
+        </w:rPr>
+      </w:pPr>
     </w:p>
     <w:p>
       <w:pPr>
@@ -6752,7 +6853,7 @@
 </file>
 
 <file path=word/endnotes.xml><?xml version="1.0" encoding="utf-8"?>
-<w:endnotes xmlns:wpc="http://schemas.microsoft.com/office/word/2010/wordprocessingCanvas" xmlns:cx="http://schemas.microsoft.com/office/drawing/2014/chartex" xmlns:cx1="http://schemas.microsoft.com/office/drawing/2015/9/8/chartex" xmlns:cx2="http://schemas.microsoft.com/office/drawing/2015/10/21/chartex" xmlns:cx3="http://schemas.microsoft.com/office/drawing/2016/5/9/chartex" xmlns:cx4="http://schemas.microsoft.com/office/drawing/2016/5/10/chartex" xmlns:cx5="http://schemas.microsoft.com/office/drawing/2016/5/11/chartex" xmlns:cx6="http://schemas.microsoft.com/office/drawing/2016/5/12/chartex" xmlns:cx7="http://schemas.microsoft.com/office/drawing/2016/5/13/chartex" xmlns:cx8="http://schemas.microsoft.com/office/drawing/2016/5/14/chartex" xmlns:mc="http://schemas.openxmlformats.org/markup-compatibility/2006" xmlns:aink="http://schemas.microsoft.com/office/drawing/2016/ink" xmlns:am3d="http://schemas.microsoft.com/office/drawing/2017/model3d" xmlns:o="urn:schemas-microsoft-com:office:office" xmlns:oel="http://schemas.microsoft.com/office/2019/extlst" xmlns:r="http://schemas.openxmlformats.org/officeDocument/2006/relationships" xmlns:m="http://schemas.openxmlformats.org/officeDocument/2006/math" xmlns:v="urn:schemas-microsoft-com:vml" xmlns:wp14="http://schemas.microsoft.com/office/word/2010/wordprocessingDrawing" xmlns:wp="http://schemas.openxmlformats.org/drawingml/2006/wordprocessingDrawing" xmlns:w10="urn:schemas-microsoft-com:office:word" xmlns:w="http://schemas.openxmlformats.org/wordprocessingml/2006/main" xmlns:w14="http://schemas.microsoft.com/office/word/2010/wordml" xmlns:w15="http://schemas.microsoft.com/office/word/2012/wordml" xmlns:w16cex="http://schemas.microsoft.com/office/word/2018/wordml/cex" xmlns:w16cid="http://schemas.microsoft.com/office/word/2016/wordml/cid" xmlns:w16="http://schemas.microsoft.com/office/word/2018/wordml" xmlns:w16du="http://schemas.microsoft.com/office/word/2023/wordml/word16du" xmlns:w16sdtdh="http://schemas.microsoft.com/office/word/2020/wordml/sdtdatahash" xmlns:w16sdtfl="http://schemas.microsoft.com/office/word/2024/wordml/sdtformatlock" xmlns:w16se="http://schemas.microsoft.com/office/word/2015/wordml/symex" xmlns:wpg="http://schemas.microsoft.com/office/word/2010/wordprocessingGroup" xmlns:wpi="http://schemas.microsoft.com/office/word/2010/wordprocessingInk" xmlns:wne="http://schemas.microsoft.com/office/word/2006/wordml" xmlns:wps="http://schemas.microsoft.com/office/word/2010/wordprocessingShape" mc:Ignorable="w14 w15 w16se w16cid w16 w16cex w16sdtdh w16sdtfl w16du wp14">
+<w:endnotes xmlns:wpc="http://schemas.microsoft.com/office/word/2010/wordprocessingCanvas" xmlns:cx="http://schemas.microsoft.com/office/drawing/2014/chartex" xmlns:cx1="http://schemas.microsoft.com/office/drawing/2015/9/8/chartex" xmlns:cx2="http://schemas.microsoft.com/office/drawing/2015/10/21/chartex" xmlns:cx3="http://schemas.microsoft.com/office/drawing/2016/5/9/chartex" xmlns:cx4="http://schemas.microsoft.com/office/drawing/2016/5/10/chartex" xmlns:cx5="http://schemas.microsoft.com/office/drawing/2016/5/11/chartex" xmlns:cx6="http://schemas.microsoft.com/office/drawing/2016/5/12/chartex" xmlns:cx7="http://schemas.microsoft.com/office/drawing/2016/5/13/chartex" xmlns:cx8="http://schemas.microsoft.com/office/drawing/2016/5/14/chartex" xmlns:mc="http://schemas.openxmlformats.org/markup-compatibility/2006" xmlns:aink="http://schemas.microsoft.com/office/drawing/2016/ink" xmlns:am3d="http://schemas.microsoft.com/office/drawing/2017/model3d" xmlns:o="urn:schemas-microsoft-com:office:office" xmlns:oel="http://schemas.microsoft.com/office/2019/extlst" xmlns:r="http://schemas.openxmlformats.org/officeDocument/2006/relationships" xmlns:m="http://schemas.openxmlformats.org/officeDocument/2006/math" xmlns:v="urn:schemas-microsoft-com:vml" xmlns:wp14="http://schemas.microsoft.com/office/word/2010/wordprocessingDrawing" xmlns:wp="http://schemas.openxmlformats.org/drawingml/2006/wordprocessingDrawing" xmlns:w10="urn:schemas-microsoft-com:office:word" xmlns:w="http://schemas.openxmlformats.org/wordprocessingml/2006/main" xmlns:w14="http://schemas.microsoft.com/office/word/2010/wordml" xmlns:w15="http://schemas.microsoft.com/office/word/2012/wordml" xmlns:w16cei="http://schemas.microsoft.com/office/word/2026/wordml/cei" xmlns:w16cex="http://schemas.microsoft.com/office/word/2018/wordml/cex" xmlns:w16cid="http://schemas.microsoft.com/office/word/2016/wordml/cid" xmlns:w16="http://schemas.microsoft.com/office/word/2018/wordml" xmlns:w16du="http://schemas.microsoft.com/office/word/2023/wordml/word16du" xmlns:w16sdtdh="http://schemas.microsoft.com/office/word/2020/wordml/sdtdatahash" xmlns:w16sdtfl="http://schemas.microsoft.com/office/word/2024/wordml/sdtformatlock" xmlns:w16se="http://schemas.microsoft.com/office/word/2015/wordml/symex" xmlns:wpg="http://schemas.microsoft.com/office/word/2010/wordprocessingGroup" xmlns:wpi="http://schemas.microsoft.com/office/word/2010/wordprocessingInk" xmlns:wne="http://schemas.microsoft.com/office/word/2006/wordml" xmlns:wps="http://schemas.microsoft.com/office/word/2010/wordprocessingShape" mc:Ignorable="w14 w15 w16se w16cid w16 w16cex w16sdtdh w16sdtfl w16du wp14">
   <w:endnote w:type="separator" w:id="-1">
     <w:p>
       <w:pPr>
@@ -6777,7 +6878,7 @@
 </file>
 
 <file path=word/footer1.xml><?xml version="1.0" encoding="utf-8"?>
-<w:ftr xmlns:wpc="http://schemas.microsoft.com/office/word/2010/wordprocessingCanvas" xmlns:cx="http://schemas.microsoft.com/office/drawing/2014/chartex" xmlns:cx1="http://schemas.microsoft.com/office/drawing/2015/9/8/chartex" xmlns:cx2="http://schemas.microsoft.com/office/drawing/2015/10/21/chartex" xmlns:cx3="http://schemas.microsoft.com/office/drawing/2016/5/9/chartex" xmlns:cx4="http://schemas.microsoft.com/office/drawing/2016/5/10/chartex" xmlns:cx5="http://schemas.microsoft.com/office/drawing/2016/5/11/chartex" xmlns:cx6="http://schemas.microsoft.com/office/drawing/2016/5/12/chartex" xmlns:cx7="http://schemas.microsoft.com/office/drawing/2016/5/13/chartex" xmlns:cx8="http://schemas.microsoft.com/office/drawing/2016/5/14/chartex" xmlns:mc="http://schemas.openxmlformats.org/markup-compatibility/2006" xmlns:aink="http://schemas.microsoft.com/office/drawing/2016/ink" xmlns:am3d="http://schemas.microsoft.com/office/drawing/2017/model3d" xmlns:o="urn:schemas-microsoft-com:office:office" xmlns:oel="http://schemas.microsoft.com/office/2019/extlst" xmlns:r="http://schemas.openxmlformats.org/officeDocument/2006/relationships" xmlns:m="http://schemas.openxmlformats.org/officeDocument/2006/math" xmlns:v="urn:schemas-microsoft-com:vml" xmlns:wp14="http://schemas.microsoft.com/office/word/2010/wordprocessingDrawing" xmlns:wp="http://schemas.openxmlformats.org/drawingml/2006/wordprocessingDrawing" xmlns:w10="urn:schemas-microsoft-com:office:word" xmlns:w="http://schemas.openxmlformats.org/wordprocessingml/2006/main" xmlns:w14="http://schemas.microsoft.com/office/word/2010/wordml" xmlns:w15="http://schemas.microsoft.com/office/word/2012/wordml" xmlns:w16cex="http://schemas.microsoft.com/office/word/2018/wordml/cex" xmlns:w16cid="http://schemas.microsoft.com/office/word/2016/wordml/cid" xmlns:w16="http://schemas.microsoft.com/office/word/2018/wordml" xmlns:w16du="http://schemas.microsoft.com/office/word/2023/wordml/word16du" xmlns:w16sdtdh="http://schemas.microsoft.com/office/word/2020/wordml/sdtdatahash" xmlns:w16sdtfl="http://schemas.microsoft.com/office/word/2024/wordml/sdtformatlock" xmlns:w16se="http://schemas.microsoft.com/office/word/2015/wordml/symex" xmlns:wpg="http://schemas.microsoft.com/office/word/2010/wordprocessingGroup" xmlns:wpi="http://schemas.microsoft.com/office/word/2010/wordprocessingInk" xmlns:wne="http://schemas.microsoft.com/office/word/2006/wordml" xmlns:wps="http://schemas.microsoft.com/office/word/2010/wordprocessingShape" mc:Ignorable="w14 w15 w16se w16cid w16 w16cex w16sdtdh w16sdtfl w16du wp14">
+<w:ftr xmlns:wpc="http://schemas.microsoft.com/office/word/2010/wordprocessingCanvas" xmlns:cx="http://schemas.microsoft.com/office/drawing/2014/chartex" xmlns:cx1="http://schemas.microsoft.com/office/drawing/2015/9/8/chartex" xmlns:cx2="http://schemas.microsoft.com/office/drawing/2015/10/21/chartex" xmlns:cx3="http://schemas.microsoft.com/office/drawing/2016/5/9/chartex" xmlns:cx4="http://schemas.microsoft.com/office/drawing/2016/5/10/chartex" xmlns:cx5="http://schemas.microsoft.com/office/drawing/2016/5/11/chartex" xmlns:cx6="http://schemas.microsoft.com/office/drawing/2016/5/12/chartex" xmlns:cx7="http://schemas.microsoft.com/office/drawing/2016/5/13/chartex" xmlns:cx8="http://schemas.microsoft.com/office/drawing/2016/5/14/chartex" xmlns:mc="http://schemas.openxmlformats.org/markup-compatibility/2006" xmlns:aink="http://schemas.microsoft.com/office/drawing/2016/ink" xmlns:am3d="http://schemas.microsoft.com/office/drawing/2017/model3d" xmlns:o="urn:schemas-microsoft-com:office:office" xmlns:oel="http://schemas.microsoft.com/office/2019/extlst" xmlns:r="http://schemas.openxmlformats.org/officeDocument/2006/relationships" xmlns:m="http://schemas.openxmlformats.org/officeDocument/2006/math" xmlns:v="urn:schemas-microsoft-com:vml" xmlns:wp14="http://schemas.microsoft.com/office/word/2010/wordprocessingDrawing" xmlns:wp="http://schemas.openxmlformats.org/drawingml/2006/wordprocessingDrawing" xmlns:w10="urn:schemas-microsoft-com:office:word" xmlns:w="http://schemas.openxmlformats.org/wordprocessingml/2006/main" xmlns:w14="http://schemas.microsoft.com/office/word/2010/wordml" xmlns:w15="http://schemas.microsoft.com/office/word/2012/wordml" xmlns:w16cei="http://schemas.microsoft.com/office/word/2026/wordml/cei" xmlns:w16cex="http://schemas.microsoft.com/office/word/2018/wordml/cex" xmlns:w16cid="http://schemas.microsoft.com/office/word/2016/wordml/cid" xmlns:w16="http://schemas.microsoft.com/office/word/2018/wordml" xmlns:w16du="http://schemas.microsoft.com/office/word/2023/wordml/word16du" xmlns:w16sdtdh="http://schemas.microsoft.com/office/word/2020/wordml/sdtdatahash" xmlns:w16sdtfl="http://schemas.microsoft.com/office/word/2024/wordml/sdtformatlock" xmlns:w16se="http://schemas.microsoft.com/office/word/2015/wordml/symex" xmlns:wpg="http://schemas.microsoft.com/office/word/2010/wordprocessingGroup" xmlns:wpi="http://schemas.microsoft.com/office/word/2010/wordprocessingInk" xmlns:wne="http://schemas.microsoft.com/office/word/2006/wordml" xmlns:wps="http://schemas.microsoft.com/office/word/2010/wordprocessingShape" mc:Ignorable="w14 w15 w16se w16cid w16 w16cex w16sdtdh w16sdtfl w16du wp14">
   <w:sdt>
     <w:sdtPr>
       <w:id w:val="-803698915"/>
@@ -6830,7 +6931,7 @@
 </file>
 
 <file path=word/footnotes.xml><?xml version="1.0" encoding="utf-8"?>
-<w:footnotes xmlns:wpc="http://schemas.microsoft.com/office/word/2010/wordprocessingCanvas" xmlns:cx="http://schemas.microsoft.com/office/drawing/2014/chartex" xmlns:cx1="http://schemas.microsoft.com/office/drawing/2015/9/8/chartex" xmlns:cx2="http://schemas.microsoft.com/office/drawing/2015/10/21/chartex" xmlns:cx3="http://schemas.microsoft.com/office/drawing/2016/5/9/chartex" xmlns:cx4="http://schemas.microsoft.com/office/drawing/2016/5/10/chartex" xmlns:cx5="http://schemas.microsoft.com/office/drawing/2016/5/11/chartex" xmlns:cx6="http://schemas.microsoft.com/office/drawing/2016/5/12/chartex" xmlns:cx7="http://schemas.microsoft.com/office/drawing/2016/5/13/chartex" xmlns:cx8="http://schemas.microsoft.com/office/drawing/2016/5/14/chartex" xmlns:mc="http://schemas.openxmlformats.org/markup-compatibility/2006" xmlns:aink="http://schemas.microsoft.com/office/drawing/2016/ink" xmlns:am3d="http://schemas.microsoft.com/office/drawing/2017/model3d" xmlns:o="urn:schemas-microsoft-com:office:office" xmlns:oel="http://schemas.microsoft.com/office/2019/extlst" xmlns:r="http://schemas.openxmlformats.org/officeDocument/2006/relationships" xmlns:m="http://schemas.openxmlformats.org/officeDocument/2006/math" xmlns:v="urn:schemas-microsoft-com:vml" xmlns:wp14="http://schemas.microsoft.com/office/word/2010/wordprocessingDrawing" xmlns:wp="http://schemas.openxmlformats.org/drawingml/2006/wordprocessingDrawing" xmlns:w10="urn:schemas-microsoft-com:office:word" xmlns:w="http://schemas.openxmlformats.org/wordprocessingml/2006/main" xmlns:w14="http://schemas.microsoft.com/office/word/2010/wordml" xmlns:w15="http://schemas.microsoft.com/office/word/2012/wordml" xmlns:w16cex="http://schemas.microsoft.com/office/word/2018/wordml/cex" xmlns:w16cid="http://schemas.microsoft.com/office/word/2016/wordml/cid" xmlns:w16="http://schemas.microsoft.com/office/word/2018/wordml" xmlns:w16du="http://schemas.microsoft.com/office/word/2023/wordml/word16du" xmlns:w16sdtdh="http://schemas.microsoft.com/office/word/2020/wordml/sdtdatahash" xmlns:w16sdtfl="http://schemas.microsoft.com/office/word/2024/wordml/sdtformatlock" xmlns:w16se="http://schemas.microsoft.com/office/word/2015/wordml/symex" xmlns:wpg="http://schemas.microsoft.com/office/word/2010/wordprocessingGroup" xmlns:wpi="http://schemas.microsoft.com/office/word/2010/wordprocessingInk" xmlns:wne="http://schemas.microsoft.com/office/word/2006/wordml" xmlns:wps="http://schemas.microsoft.com/office/word/2010/wordprocessingShape" mc:Ignorable="w14 w15 w16se w16cid w16 w16cex w16sdtdh w16sdtfl w16du wp14">
+<w:footnotes xmlns:wpc="http://schemas.microsoft.com/office/word/2010/wordprocessingCanvas" xmlns:cx="http://schemas.microsoft.com/office/drawing/2014/chartex" xmlns:cx1="http://schemas.microsoft.com/office/drawing/2015/9/8/chartex" xmlns:cx2="http://schemas.microsoft.com/office/drawing/2015/10/21/chartex" xmlns:cx3="http://schemas.microsoft.com/office/drawing/2016/5/9/chartex" xmlns:cx4="http://schemas.microsoft.com/office/drawing/2016/5/10/chartex" xmlns:cx5="http://schemas.microsoft.com/office/drawing/2016/5/11/chartex" xmlns:cx6="http://schemas.microsoft.com/office/drawing/2016/5/12/chartex" xmlns:cx7="http://schemas.microsoft.com/office/drawing/2016/5/13/chartex" xmlns:cx8="http://schemas.microsoft.com/office/drawing/2016/5/14/chartex" xmlns:mc="http://schemas.openxmlformats.org/markup-compatibility/2006" xmlns:aink="http://schemas.microsoft.com/office/drawing/2016/ink" xmlns:am3d="http://schemas.microsoft.com/office/drawing/2017/model3d" xmlns:o="urn:schemas-microsoft-com:office:office" xmlns:oel="http://schemas.microsoft.com/office/2019/extlst" xmlns:r="http://schemas.openxmlformats.org/officeDocument/2006/relationships" xmlns:m="http://schemas.openxmlformats.org/officeDocument/2006/math" xmlns:v="urn:schemas-microsoft-com:vml" xmlns:wp14="http://schemas.microsoft.com/office/word/2010/wordprocessingDrawing" xmlns:wp="http://schemas.openxmlformats.org/drawingml/2006/wordprocessingDrawing" xmlns:w10="urn:schemas-microsoft-com:office:word" xmlns:w="http://schemas.openxmlformats.org/wordprocessingml/2006/main" xmlns:w14="http://schemas.microsoft.com/office/word/2010/wordml" xmlns:w15="http://schemas.microsoft.com/office/word/2012/wordml" xmlns:w16cei="http://schemas.microsoft.com/office/word/2026/wordml/cei" xmlns:w16cex="http://schemas.microsoft.com/office/word/2018/wordml/cex" xmlns:w16cid="http://schemas.microsoft.com/office/word/2016/wordml/cid" xmlns:w16="http://schemas.microsoft.com/office/word/2018/wordml" xmlns:w16du="http://schemas.microsoft.com/office/word/2023/wordml/word16du" xmlns:w16sdtdh="http://schemas.microsoft.com/office/word/2020/wordml/sdtdatahash" xmlns:w16sdtfl="http://schemas.microsoft.com/office/word/2024/wordml/sdtformatlock" xmlns:w16se="http://schemas.microsoft.com/office/word/2015/wordml/symex" xmlns:wpg="http://schemas.microsoft.com/office/word/2010/wordprocessingGroup" xmlns:wpi="http://schemas.microsoft.com/office/word/2010/wordprocessingInk" xmlns:wne="http://schemas.microsoft.com/office/word/2006/wordml" xmlns:wps="http://schemas.microsoft.com/office/word/2010/wordprocessingShape" mc:Ignorable="w14 w15 w16se w16cid w16 w16cex w16sdtdh w16sdtfl w16du wp14">
   <w:footnote w:type="separator" w:id="-1">
     <w:p>
       <w:pPr>
@@ -6855,7 +6956,7 @@
 </file>
 
 <file path=word/numbering.xml><?xml version="1.0" encoding="utf-8"?>
-<w:numbering xmlns:wpc="http://schemas.microsoft.com/office/word/2010/wordprocessingCanvas" xmlns:cx="http://schemas.microsoft.com/office/drawing/2014/chartex" xmlns:cx1="http://schemas.microsoft.com/office/drawing/2015/9/8/chartex" xmlns:cx2="http://schemas.microsoft.com/office/drawing/2015/10/21/chartex" xmlns:cx3="http://schemas.microsoft.com/office/drawing/2016/5/9/chartex" xmlns:cx4="http://schemas.microsoft.com/office/drawing/2016/5/10/chartex" xmlns:cx5="http://schemas.microsoft.com/office/drawing/2016/5/11/chartex" xmlns:cx6="http://schemas.microsoft.com/office/drawing/2016/5/12/chartex" xmlns:cx7="http://schemas.microsoft.com/office/drawing/2016/5/13/chartex" xmlns:cx8="http://schemas.microsoft.com/office/drawing/2016/5/14/chartex" xmlns:mc="http://schemas.openxmlformats.org/markup-compatibility/2006" xmlns:aink="http://schemas.microsoft.com/office/drawing/2016/ink" xmlns:am3d="http://schemas.microsoft.com/office/drawing/2017/model3d" xmlns:o="urn:schemas-microsoft-com:office:office" xmlns:oel="http://schemas.microsoft.com/office/2019/extlst" xmlns:r="http://schemas.openxmlformats.org/officeDocument/2006/relationships" xmlns:m="http://schemas.openxmlformats.org/officeDocument/2006/math" xmlns:v="urn:schemas-microsoft-com:vml" xmlns:wp14="http://schemas.microsoft.com/office/word/2010/wordprocessingDrawing" xmlns:wp="http://schemas.openxmlformats.org/drawingml/2006/wordprocessingDrawing" xmlns:w10="urn:schemas-microsoft-com:office:word" xmlns:w="http://schemas.openxmlformats.org/wordprocessingml/2006/main" xmlns:w14="http://schemas.microsoft.com/office/word/2010/wordml" xmlns:w15="http://schemas.microsoft.com/office/word/2012/wordml" xmlns:w16cex="http://schemas.microsoft.com/office/word/2018/wordml/cex" xmlns:w16cid="http://schemas.microsoft.com/office/word/2016/wordml/cid" xmlns:w16="http://schemas.microsoft.com/office/word/2018/wordml" xmlns:w16du="http://schemas.microsoft.com/office/word/2023/wordml/word16du" xmlns:w16sdtdh="http://schemas.microsoft.com/office/word/2020/wordml/sdtdatahash" xmlns:w16sdtfl="http://schemas.microsoft.com/office/word/2024/wordml/sdtformatlock" xmlns:w16se="http://schemas.microsoft.com/office/word/2015/wordml/symex" xmlns:wpg="http://schemas.microsoft.com/office/word/2010/wordprocessingGroup" xmlns:wpi="http://schemas.microsoft.com/office/word/2010/wordprocessingInk" xmlns:wne="http://schemas.microsoft.com/office/word/2006/wordml" xmlns:wps="http://schemas.microsoft.com/office/word/2010/wordprocessingShape" mc:Ignorable="w14 w15 w16se w16cid w16 w16cex w16sdtdh w16sdtfl w16du wp14">
+<w:numbering xmlns:wpc="http://schemas.microsoft.com/office/word/2010/wordprocessingCanvas" xmlns:cx="http://schemas.microsoft.com/office/drawing/2014/chartex" xmlns:cx1="http://schemas.microsoft.com/office/drawing/2015/9/8/chartex" xmlns:cx2="http://schemas.microsoft.com/office/drawing/2015/10/21/chartex" xmlns:cx3="http://schemas.microsoft.com/office/drawing/2016/5/9/chartex" xmlns:cx4="http://schemas.microsoft.com/office/drawing/2016/5/10/chartex" xmlns:cx5="http://schemas.microsoft.com/office/drawing/2016/5/11/chartex" xmlns:cx6="http://schemas.microsoft.com/office/drawing/2016/5/12/chartex" xmlns:cx7="http://schemas.microsoft.com/office/drawing/2016/5/13/chartex" xmlns:cx8="http://schemas.microsoft.com/office/drawing/2016/5/14/chartex" xmlns:mc="http://schemas.openxmlformats.org/markup-compatibility/2006" xmlns:aink="http://schemas.microsoft.com/office/drawing/2016/ink" xmlns:am3d="http://schemas.microsoft.com/office/drawing/2017/model3d" xmlns:o="urn:schemas-microsoft-com:office:office" xmlns:oel="http://schemas.microsoft.com/office/2019/extlst" xmlns:r="http://schemas.openxmlformats.org/officeDocument/2006/relationships" xmlns:m="http://schemas.openxmlformats.org/officeDocument/2006/math" xmlns:v="urn:schemas-microsoft-com:vml" xmlns:wp14="http://schemas.microsoft.com/office/word/2010/wordprocessingDrawing" xmlns:wp="http://schemas.openxmlformats.org/drawingml/2006/wordprocessingDrawing" xmlns:w10="urn:schemas-microsoft-com:office:word" xmlns:w="http://schemas.openxmlformats.org/wordprocessingml/2006/main" xmlns:w14="http://schemas.microsoft.com/office/word/2010/wordml" xmlns:w15="http://schemas.microsoft.com/office/word/2012/wordml" xmlns:w16cei="http://schemas.microsoft.com/office/word/2026/wordml/cei" xmlns:w16cex="http://schemas.microsoft.com/office/word/2018/wordml/cex" xmlns:w16cid="http://schemas.microsoft.com/office/word/2016/wordml/cid" xmlns:w16="http://schemas.microsoft.com/office/word/2018/wordml" xmlns:w16du="http://schemas.microsoft.com/office/word/2023/wordml/word16du" xmlns:w16sdtdh="http://schemas.microsoft.com/office/word/2020/wordml/sdtdatahash" xmlns:w16sdtfl="http://schemas.microsoft.com/office/word/2024/wordml/sdtformatlock" xmlns:w16se="http://schemas.microsoft.com/office/word/2015/wordml/symex" xmlns:wpg="http://schemas.microsoft.com/office/word/2010/wordprocessingGroup" xmlns:wpi="http://schemas.microsoft.com/office/word/2010/wordprocessingInk" xmlns:wne="http://schemas.microsoft.com/office/word/2006/wordml" xmlns:wps="http://schemas.microsoft.com/office/word/2010/wordprocessingShape" mc:Ignorable="w14 w15 w16se w16cid w16 w16cex w16sdtdh w16sdtfl w16du wp14">
   <w:abstractNum w:abstractNumId="0" w15:restartNumberingAfterBreak="0">
     <w:nsid w:val="01A13CDD"/>
     <w:multiLevelType w:val="multilevel"/>
@@ -8855,7 +8956,6 @@
     <w:next w:val="Normal"/>
     <w:link w:val="Heading3Char"/>
     <w:uiPriority w:val="9"/>
-    <w:semiHidden/>
     <w:unhideWhenUsed/>
     <w:qFormat/>
     <w:rsid w:val="00FD636E"/>
@@ -8900,7 +9000,6 @@
   <w:style w:type="character" w:default="1" w:styleId="DefaultParagraphFont">
     <w:name w:val="Default Paragraph Font"/>
     <w:uiPriority w:val="1"/>
-    <w:semiHidden/>
     <w:unhideWhenUsed/>
   </w:style>
   <w:style w:type="table" w:default="1" w:styleId="TableNormal">
@@ -9000,7 +9099,6 @@
     <w:basedOn w:val="DefaultParagraphFont"/>
     <w:link w:val="Heading3"/>
     <w:uiPriority w:val="9"/>
-    <w:semiHidden/>
     <w:rsid w:val="00FD636E"/>
     <w:rPr>
       <w:rFonts w:asciiTheme="majorHAnsi" w:eastAsiaTheme="majorEastAsia" w:hAnsiTheme="majorHAnsi" w:cstheme="majorBidi"/>
